--- a/documentos/Entrega 1/Psicologia_Lideranca_Soft_Skills/PI_5CCOMP_202601_Liderancas_Empaticas.docx
+++ b/documentos/Entrega 1/Psicologia_Lideranca_Soft_Skills/PI_5CCOMP_202601_Liderancas_Empaticas.docx
@@ -1,7 +1,137 @@
 
 <file path=word/document.xml><?xml version="1.0" encoding="utf-8"?>
-<w:document xmlns:wpc="http://schemas.microsoft.com/office/word/2010/wordprocessingCanvas" xmlns:cx="http://schemas.microsoft.com/office/drawing/2014/chartex" xmlns:cx1="http://schemas.microsoft.com/office/drawing/2015/9/8/chartex" xmlns:cx2="http://schemas.microsoft.com/office/drawing/2015/10/21/chartex" xmlns:cx3="http://schemas.microsoft.com/office/drawing/2016/5/9/chartex" xmlns:cx4="http://schemas.microsoft.com/office/drawing/2016/5/10/chartex" xmlns:cx5="http://schemas.microsoft.com/office/drawing/2016/5/11/chartex" xmlns:cx6="http://schemas.microsoft.com/office/drawing/2016/5/12/chartex" xmlns:cx7="http://schemas.microsoft.com/office/drawing/2016/5/13/chartex" xmlns:cx8="http://schemas.microsoft.com/office/drawing/2016/5/14/chartex" xmlns:mc="http://schemas.openxmlformats.org/markup-compatibility/2006" xmlns:aink="http://schemas.microsoft.com/office/drawing/2016/ink" xmlns:am3d="http://schemas.microsoft.com/office/drawing/2017/model3d" xmlns:o="urn:schemas-microsoft-com:office:office" xmlns:oel="http://schemas.microsoft.com/office/2019/extlst" xmlns:r="http://schemas.openxmlformats.org/officeDocument/2006/relationships" xmlns:m="http://schemas.openxmlformats.org/officeDocument/2006/math" xmlns:v="urn:schemas-microsoft-com:vml" xmlns:wp14="http://schemas.microsoft.com/office/word/2010/wordprocessingDrawing" xmlns:wp="http://schemas.openxmlformats.org/drawingml/2006/wordprocessingDrawing" xmlns:w10="urn:schemas-microsoft-com:office:word" xmlns:w="http://schemas.openxmlformats.org/wordprocessingml/2006/main" xmlns:w14="http://schemas.microsoft.com/office/word/2010/wordml" xmlns:w15="http://schemas.microsoft.com/office/word/2012/wordml" xmlns:w16cex="http://schemas.microsoft.com/office/word/2018/wordml/cex" xmlns:w16cid="http://schemas.microsoft.com/office/word/2016/wordml/cid" xmlns:w16="http://schemas.microsoft.com/office/word/2018/wordml" xmlns:w16sdtdh="http://schemas.microsoft.com/office/word/2020/wordml/sdtdatahash" xmlns:w16se="http://schemas.microsoft.com/office/word/2015/wordml/symex" xmlns:wpg="http://schemas.microsoft.com/office/word/2010/wordprocessingGroup" xmlns:wpi="http://schemas.microsoft.com/office/word/2010/wordprocessingInk" xmlns:wne="http://schemas.microsoft.com/office/word/2006/wordml" xmlns:wps="http://schemas.microsoft.com/office/word/2010/wordprocessingShape" mc:Ignorable="w14 w15 w16se w16cid w16 w16cex w16sdtdh wp14">
+<w:document xmlns:wpc="http://schemas.microsoft.com/office/word/2010/wordprocessingCanvas" xmlns:cx="http://schemas.microsoft.com/office/drawing/2014/chartex" xmlns:cx1="http://schemas.microsoft.com/office/drawing/2015/9/8/chartex" xmlns:cx2="http://schemas.microsoft.com/office/drawing/2015/10/21/chartex" xmlns:cx3="http://schemas.microsoft.com/office/drawing/2016/5/9/chartex" xmlns:cx4="http://schemas.microsoft.com/office/drawing/2016/5/10/chartex" xmlns:cx5="http://schemas.microsoft.com/office/drawing/2016/5/11/chartex" xmlns:cx6="http://schemas.microsoft.com/office/drawing/2016/5/12/chartex" xmlns:cx7="http://schemas.microsoft.com/office/drawing/2016/5/13/chartex" xmlns:cx8="http://schemas.microsoft.com/office/drawing/2016/5/14/chartex" xmlns:mc="http://schemas.openxmlformats.org/markup-compatibility/2006" xmlns:aink="http://schemas.microsoft.com/office/drawing/2016/ink" xmlns:am3d="http://schemas.microsoft.com/office/drawing/2017/model3d" xmlns:o="urn:schemas-microsoft-com:office:office" xmlns:r="http://schemas.openxmlformats.org/officeDocument/2006/relationships" xmlns:m="http://schemas.openxmlformats.org/officeDocument/2006/math" xmlns:v="urn:schemas-microsoft-com:vml" xmlns:wp14="http://schemas.microsoft.com/office/word/2010/wordprocessingDrawing" xmlns:wp="http://schemas.openxmlformats.org/drawingml/2006/wordprocessingDrawing" xmlns:w10="urn:schemas-microsoft-com:office:word" xmlns:w="http://schemas.openxmlformats.org/wordprocessingml/2006/main" xmlns:w14="http://schemas.microsoft.com/office/word/2010/wordml" xmlns:w15="http://schemas.microsoft.com/office/word/2012/wordml" xmlns:w16cid="http://schemas.microsoft.com/office/word/2016/wordml/cid" xmlns:w16se="http://schemas.microsoft.com/office/word/2015/wordml/symex" xmlns:wpg="http://schemas.microsoft.com/office/word/2010/wordprocessingGroup" xmlns:wpi="http://schemas.microsoft.com/office/word/2010/wordprocessingInk" xmlns:wne="http://schemas.microsoft.com/office/word/2006/wordml" xmlns:wps="http://schemas.microsoft.com/office/word/2010/wordprocessingShape" mc:Ignorable="w14 w15 w16se w16cid wp14">
   <w:body>
+    <w:p>
+      <w:pPr>
+        <w:pStyle w:val="Ttulo1"/>
+      </w:pPr>
+      <w:r>
+        <w:t>Psicologia</w:t>
+      </w:r>
+      <w:r>
+        <w:t xml:space="preserve"> </w:t>
+      </w:r>
+      <w:r>
+        <w:t>Lideran</w:t>
+      </w:r>
+      <w:r>
+        <w:t>ç</w:t>
+      </w:r>
+      <w:r>
+        <w:t>a</w:t>
+      </w:r>
+      <w:r>
+        <w:t xml:space="preserve"> </w:t>
+      </w:r>
+      <w:r>
+        <w:t>Soft</w:t>
+      </w:r>
+      <w:r>
+        <w:t xml:space="preserve"> </w:t>
+      </w:r>
+      <w:r>
+        <w:t>Skills</w:t>
+      </w:r>
+    </w:p>
+    <w:p>
+      <w:pPr>
+        <w:rPr>
+          <w:b/>
+          <w:bCs/>
+          <w:sz w:val="26"/>
+          <w:szCs w:val="26"/>
+        </w:rPr>
+      </w:pPr>
+      <w:r>
+        <w:rPr>
+          <w:b/>
+          <w:bCs/>
+          <w:sz w:val="26"/>
+          <w:szCs w:val="26"/>
+        </w:rPr>
+        <w:br/>
+        <w:t>INTEGRANTES:</w:t>
+      </w:r>
+      <w:r>
+        <w:rPr>
+          <w:b/>
+          <w:bCs/>
+          <w:sz w:val="26"/>
+          <w:szCs w:val="26"/>
+        </w:rPr>
+        <w:br/>
+      </w:r>
+      <w:r>
+        <w:rPr>
+          <w:b/>
+          <w:bCs/>
+          <w:sz w:val="26"/>
+          <w:szCs w:val="26"/>
+        </w:rPr>
+        <w:br/>
+        <w:t>Nicolas Morales</w:t>
+      </w:r>
+      <w:r>
+        <w:rPr>
+          <w:b/>
+          <w:bCs/>
+          <w:sz w:val="26"/>
+          <w:szCs w:val="26"/>
+        </w:rPr>
+        <w:br/>
+        <w:t xml:space="preserve">Fabiano Zen </w:t>
+      </w:r>
+      <w:proofErr w:type="spellStart"/>
+      <w:r>
+        <w:rPr>
+          <w:b/>
+          <w:bCs/>
+          <w:sz w:val="26"/>
+          <w:szCs w:val="26"/>
+        </w:rPr>
+        <w:t>Chou</w:t>
+      </w:r>
+      <w:proofErr w:type="spellEnd"/>
+      <w:r>
+        <w:rPr>
+          <w:b/>
+          <w:bCs/>
+          <w:sz w:val="26"/>
+          <w:szCs w:val="26"/>
+        </w:rPr>
+        <w:br/>
+        <w:t xml:space="preserve">Eduardo Chen </w:t>
+      </w:r>
+      <w:proofErr w:type="spellStart"/>
+      <w:r>
+        <w:rPr>
+          <w:b/>
+          <w:bCs/>
+          <w:sz w:val="26"/>
+          <w:szCs w:val="26"/>
+        </w:rPr>
+        <w:t>Zou</w:t>
+      </w:r>
+      <w:proofErr w:type="spellEnd"/>
+      <w:r>
+        <w:rPr>
+          <w:b/>
+          <w:bCs/>
+          <w:sz w:val="26"/>
+          <w:szCs w:val="26"/>
+        </w:rPr>
+        <w:br/>
+        <w:t>Bernardo Cavalcante</w:t>
+      </w:r>
+      <w:r>
+        <w:rPr>
+          <w:sz w:val="26"/>
+          <w:szCs w:val="26"/>
+        </w:rPr>
+        <w:br w:type="page"/>
+      </w:r>
+    </w:p>
     <w:p>
       <w:pPr>
         <w:pStyle w:val="Ttulo3"/>
@@ -12,15 +142,23 @@
           <w:szCs w:val="26"/>
         </w:rPr>
       </w:pPr>
-      <w:bookmarkStart w:id="0" w:name="_rsunrupyejc0" w:colFirst="0" w:colLast="0"/>
-      <w:bookmarkEnd w:id="0"/>
       <w:r>
         <w:rPr>
           <w:sz w:val="26"/>
           <w:szCs w:val="26"/>
         </w:rPr>
-        <w:t>Perfil: Fabiano Chou</w:t>
-      </w:r>
+        <w:lastRenderedPageBreak/>
+        <w:t xml:space="preserve">Perfil: Fabiano </w:t>
+      </w:r>
+      <w:proofErr w:type="spellStart"/>
+      <w:r>
+        <w:rPr>
+          <w:sz w:val="26"/>
+          <w:szCs w:val="26"/>
+        </w:rPr>
+        <w:t>Chou</w:t>
+      </w:r>
+      <w:proofErr w:type="spellEnd"/>
     </w:p>
     <w:p>
       <w:pPr>
@@ -31,216 +169,157 @@
           <w:b/>
           <w:bCs/>
         </w:rPr>
-        <w:t>1. Características do Perfil Comportamental (DISC/Conformidade)</w:t>
-      </w:r>
-      <w:r>
-        <w:t xml:space="preserve"> Entre as principais características, destacam-se:</w:t>
-      </w:r>
-    </w:p>
-    <w:p>
-      <w:pPr>
-        <w:numPr>
-          <w:ilvl w:val="0"/>
-          <w:numId w:val="21"/>
-        </w:numPr>
-        <w:spacing w:before="240"/>
-      </w:pPr>
-      <w:r>
-        <w:t>Grande atenção aos detalhes e busca pela precisão.</w:t>
-      </w:r>
-    </w:p>
-    <w:p>
-      <w:pPr>
-        <w:numPr>
-          <w:ilvl w:val="0"/>
-          <w:numId w:val="21"/>
-        </w:numPr>
-      </w:pPr>
-      <w:r>
-        <w:t>Preferência por métodos de trabalho estruturados e processos claros.</w:t>
-      </w:r>
-    </w:p>
-    <w:p>
-      <w:pPr>
-        <w:numPr>
-          <w:ilvl w:val="0"/>
-          <w:numId w:val="21"/>
-        </w:numPr>
-      </w:pPr>
-      <w:r>
-        <w:t>Postura analítica e ponderada antes de tomar decisões.</w:t>
-      </w:r>
-    </w:p>
-    <w:p>
-      <w:pPr>
-        <w:numPr>
-          <w:ilvl w:val="0"/>
-          <w:numId w:val="21"/>
-        </w:numPr>
-      </w:pPr>
-      <w:r>
-        <w:t>Foco na qualidade e no cumprimento de normas técnicas.</w:t>
-      </w:r>
-    </w:p>
-    <w:p>
-      <w:pPr>
-        <w:numPr>
-          <w:ilvl w:val="0"/>
-          <w:numId w:val="21"/>
-        </w:numPr>
-        <w:spacing w:after="240"/>
-      </w:pPr>
-      <w:r>
-        <w:t>Perfil reservado, focado na execução de tarefas com alto nível de excelência.</w:t>
-      </w:r>
-    </w:p>
-    <w:p>
-      <w:pPr>
-        <w:spacing w:before="240" w:after="240"/>
-      </w:pPr>
+        <w:t>1</w:t>
+      </w:r>
       <w:r>
         <w:rPr>
           <w:b/>
           <w:bCs/>
         </w:rPr>
-        <w:t xml:space="preserve">2. </w:t>
-      </w:r>
-      <w:proofErr w:type="spellStart"/>
+        <w:t>. Características do Perfil Comportamental (DISC/Conformidade)</w:t>
+      </w:r>
+      <w:r>
+        <w:t xml:space="preserve"> Entre as principais características, destacam-se:</w:t>
+      </w:r>
+    </w:p>
+    <w:p>
+      <w:pPr>
+        <w:numPr>
+          <w:ilvl w:val="0"/>
+          <w:numId w:val="21"/>
+        </w:numPr>
+        <w:spacing w:before="240"/>
+      </w:pPr>
+      <w:r>
+        <w:t>Grande atenção aos detalhes e busca pela precisão.</w:t>
+      </w:r>
+    </w:p>
+    <w:p>
+      <w:pPr>
+        <w:numPr>
+          <w:ilvl w:val="0"/>
+          <w:numId w:val="21"/>
+        </w:numPr>
+      </w:pPr>
+      <w:r>
+        <w:t>Preferência por métodos de trabalho estruturados e processos claros.</w:t>
+      </w:r>
+    </w:p>
+    <w:p>
+      <w:pPr>
+        <w:numPr>
+          <w:ilvl w:val="0"/>
+          <w:numId w:val="21"/>
+        </w:numPr>
+      </w:pPr>
+      <w:r>
+        <w:t>Postura analítica e ponderada antes de tomar decisões.</w:t>
+      </w:r>
+    </w:p>
+    <w:p>
+      <w:pPr>
+        <w:numPr>
+          <w:ilvl w:val="0"/>
+          <w:numId w:val="21"/>
+        </w:numPr>
+      </w:pPr>
+      <w:r>
+        <w:t>Foco na qualidade e no cumprimento de normas técnicas.</w:t>
+      </w:r>
+    </w:p>
+    <w:p>
+      <w:pPr>
+        <w:numPr>
+          <w:ilvl w:val="0"/>
+          <w:numId w:val="21"/>
+        </w:numPr>
+        <w:spacing w:after="240"/>
+      </w:pPr>
+      <w:r>
+        <w:t>Perfil reservado, focado na execução de tarefas com alto nível de excelência.</w:t>
+      </w:r>
+    </w:p>
+    <w:p>
+      <w:pPr>
+        <w:spacing w:before="240" w:after="240"/>
+      </w:pPr>
       <w:r>
         <w:rPr>
           <w:b/>
           <w:bCs/>
         </w:rPr>
-        <w:t>Belbin</w:t>
-      </w:r>
-      <w:proofErr w:type="spellEnd"/>
+        <w:t xml:space="preserve">2. </w:t>
+      </w:r>
+      <w:proofErr w:type="spellStart"/>
       <w:r>
         <w:rPr>
           <w:b/>
           <w:bCs/>
         </w:rPr>
-        <w:t>: Especialista / Monitor Avaliador</w:t>
-      </w:r>
-      <w:r>
-        <w:t xml:space="preserve"> Esse papel é caracterizado por:</w:t>
-      </w:r>
-    </w:p>
-    <w:p>
-      <w:pPr>
-        <w:numPr>
-          <w:ilvl w:val="0"/>
-          <w:numId w:val="23"/>
-        </w:numPr>
-        <w:spacing w:before="240"/>
-      </w:pPr>
-      <w:r>
-        <w:t>Prover conhecimentos técnicos específicos e habilidades raras para o grupo.</w:t>
-      </w:r>
-    </w:p>
-    <w:p>
-      <w:pPr>
-        <w:numPr>
-          <w:ilvl w:val="0"/>
-          <w:numId w:val="23"/>
-        </w:numPr>
-      </w:pPr>
-      <w:r>
-        <w:t>Analisar opções de forma lógica e imparcial (filtro de viabilidade).</w:t>
-      </w:r>
-    </w:p>
-    <w:p>
-      <w:pPr>
-        <w:numPr>
-          <w:ilvl w:val="0"/>
-          <w:numId w:val="23"/>
-        </w:numPr>
-      </w:pPr>
-      <w:r>
-        <w:t>Identificar falhas ou riscos que outros membros mais otimistas podem ignorar.</w:t>
-      </w:r>
-    </w:p>
-    <w:p>
-      <w:pPr>
-        <w:numPr>
-          <w:ilvl w:val="0"/>
-          <w:numId w:val="23"/>
-        </w:numPr>
-        <w:spacing w:after="240"/>
-      </w:pPr>
-      <w:r>
-        <w:t>Garantir que o trabalho final esteja tecnicamente correto e fundamentado.</w:t>
-      </w:r>
-    </w:p>
-    <w:p>
-      <w:pPr>
-        <w:spacing w:before="240" w:after="240"/>
-      </w:pPr>
+        <w:t>Belbin</w:t>
+      </w:r>
+      <w:proofErr w:type="spellEnd"/>
       <w:r>
         <w:rPr>
           <w:b/>
           <w:bCs/>
         </w:rPr>
-        <w:t>3. Características da Âncora de Carreira: Competência Técnica/Funcional</w:t>
-      </w:r>
-      <w:r>
-        <w:t xml:space="preserve"> Entre as principais características, destacam-se:</w:t>
-      </w:r>
-    </w:p>
-    <w:p>
-      <w:pPr>
-        <w:numPr>
-          <w:ilvl w:val="0"/>
-          <w:numId w:val="11"/>
+        <w:t>: Especialista / Monitor Avaliador</w:t>
+      </w:r>
+      <w:r>
+        <w:t xml:space="preserve"> Esse papel é caracteriza</w:t>
+      </w:r>
+      <w:r>
+        <w:t>do por:</w:t>
+      </w:r>
+    </w:p>
+    <w:p>
+      <w:pPr>
+        <w:numPr>
+          <w:ilvl w:val="0"/>
+          <w:numId w:val="23"/>
         </w:numPr>
         <w:spacing w:before="240"/>
       </w:pPr>
       <w:r>
-        <w:t>Forte valorização do domínio de uma área específica de conhecimento.</w:t>
-      </w:r>
-    </w:p>
-    <w:p>
-      <w:pPr>
-        <w:numPr>
-          <w:ilvl w:val="0"/>
-          <w:numId w:val="11"/>
-        </w:numPr>
-      </w:pPr>
-      <w:r>
-        <w:t>Motivação em ser reconhecido como um "expert" no que faz.</w:t>
-      </w:r>
-    </w:p>
-    <w:p>
-      <w:pPr>
-        <w:numPr>
-          <w:ilvl w:val="0"/>
-          <w:numId w:val="11"/>
-        </w:numPr>
-      </w:pPr>
-      <w:r>
-        <w:t>Preferência por desafios que testem suas habilidades técnicas.</w:t>
-      </w:r>
-    </w:p>
-    <w:p>
-      <w:pPr>
-        <w:numPr>
-          <w:ilvl w:val="0"/>
-          <w:numId w:val="11"/>
-        </w:numPr>
-      </w:pPr>
-      <w:r>
-        <w:t>Desconforto com funções puramente administrativas que o afastem da "mão na massa".</w:t>
-      </w:r>
-    </w:p>
-    <w:p>
-      <w:pPr>
-        <w:numPr>
-          <w:ilvl w:val="0"/>
-          <w:numId w:val="11"/>
+        <w:t>Prover conhecimentos técnicos específicos e habilidades raras para o grupo.</w:t>
+      </w:r>
+    </w:p>
+    <w:p>
+      <w:pPr>
+        <w:numPr>
+          <w:ilvl w:val="0"/>
+          <w:numId w:val="23"/>
+        </w:numPr>
+      </w:pPr>
+      <w:r>
+        <w:t>Analisar opções de forma lógica e imparcial (filtro de viabilidade).</w:t>
+      </w:r>
+    </w:p>
+    <w:p>
+      <w:pPr>
+        <w:numPr>
+          <w:ilvl w:val="0"/>
+          <w:numId w:val="23"/>
+        </w:numPr>
+      </w:pPr>
+      <w:r>
+        <w:t>Identificar falhas ou riscos que outros membros mais otimistas podem ignorar.</w:t>
+      </w:r>
+    </w:p>
+    <w:p>
+      <w:pPr>
+        <w:numPr>
+          <w:ilvl w:val="0"/>
+          <w:numId w:val="23"/>
         </w:numPr>
         <w:spacing w:after="240"/>
       </w:pPr>
       <w:r>
-        <w:t>Busca por atualização constante e especialização profissional.</w:t>
+        <w:t>Garantir que o trabalho f</w:t>
+      </w:r>
+      <w:r>
+        <w:t>inal esteja tecnicamente correto e fundamentado.</w:t>
       </w:r>
     </w:p>
     <w:p>
@@ -252,68 +331,70 @@
           <w:b/>
           <w:bCs/>
         </w:rPr>
-        <w:t>4. Contribuições para a Equipe</w:t>
-      </w:r>
-      <w:r>
-        <w:t xml:space="preserve"> A combinação do perfil analítico com o papel de Especialista e a âncora de Competência Técnica contribui para o grupo ao:</w:t>
-      </w:r>
-    </w:p>
-    <w:p>
-      <w:pPr>
-        <w:numPr>
-          <w:ilvl w:val="0"/>
-          <w:numId w:val="18"/>
+        <w:t>3. Características da Âncora de Carreira: Competência Técnica/Funcional</w:t>
+      </w:r>
+      <w:r>
+        <w:t xml:space="preserve"> Entre as principais características, destacam-se:</w:t>
+      </w:r>
+    </w:p>
+    <w:p>
+      <w:pPr>
+        <w:numPr>
+          <w:ilvl w:val="0"/>
+          <w:numId w:val="11"/>
         </w:numPr>
         <w:spacing w:before="240"/>
       </w:pPr>
       <w:r>
-        <w:t>Garantir o rigor científico e técnico necessário para o trabalho acadêmico.</w:t>
-      </w:r>
-    </w:p>
-    <w:p>
-      <w:pPr>
-        <w:numPr>
-          <w:ilvl w:val="0"/>
-          <w:numId w:val="18"/>
-        </w:numPr>
-      </w:pPr>
-      <w:r>
-        <w:t>Evitar erros de execução através de uma revisão minuciosa.</w:t>
-      </w:r>
-    </w:p>
-    <w:p>
-      <w:pPr>
-        <w:numPr>
-          <w:ilvl w:val="0"/>
-          <w:numId w:val="18"/>
-        </w:numPr>
-      </w:pPr>
-      <w:r>
-        <w:t>Transformar conceitos abstratos em modelos práticos e aplicáveis.</w:t>
-      </w:r>
-    </w:p>
-    <w:p>
-      <w:pPr>
-        <w:numPr>
-          <w:ilvl w:val="0"/>
-          <w:numId w:val="18"/>
-        </w:numPr>
-      </w:pPr>
-      <w:r>
-        <w:lastRenderedPageBreak/>
-        <w:t>Trazer estabilidade e segurança para as decisões do time.</w:t>
-      </w:r>
-    </w:p>
-    <w:p>
-      <w:pPr>
-        <w:numPr>
-          <w:ilvl w:val="0"/>
-          <w:numId w:val="18"/>
+        <w:t>Forte valorização do domínio de uma área específica de conhecimento.</w:t>
+      </w:r>
+    </w:p>
+    <w:p>
+      <w:pPr>
+        <w:numPr>
+          <w:ilvl w:val="0"/>
+          <w:numId w:val="11"/>
+        </w:numPr>
+      </w:pPr>
+      <w:r>
+        <w:t>Motivação em ser</w:t>
+      </w:r>
+      <w:r>
+        <w:t xml:space="preserve"> reconhecido como um "expert" no que faz.</w:t>
+      </w:r>
+    </w:p>
+    <w:p>
+      <w:pPr>
+        <w:numPr>
+          <w:ilvl w:val="0"/>
+          <w:numId w:val="11"/>
+        </w:numPr>
+      </w:pPr>
+      <w:r>
+        <w:t>Preferência por desafios que testem suas habilidades técnicas.</w:t>
+      </w:r>
+    </w:p>
+    <w:p>
+      <w:pPr>
+        <w:numPr>
+          <w:ilvl w:val="0"/>
+          <w:numId w:val="11"/>
+        </w:numPr>
+      </w:pPr>
+      <w:r>
+        <w:t>Desconforto com funções puramente administrativas que o afastem da "mão na massa".</w:t>
+      </w:r>
+    </w:p>
+    <w:p>
+      <w:pPr>
+        <w:numPr>
+          <w:ilvl w:val="0"/>
+          <w:numId w:val="11"/>
         </w:numPr>
         <w:spacing w:after="240"/>
       </w:pPr>
       <w:r>
-        <w:t>Organizar a documentação e os dados com precisão e clareza.</w:t>
+        <w:t>Busca por atualização constante e especialização profissional.</w:t>
       </w:r>
     </w:p>
     <w:p>
@@ -325,78 +406,167 @@
           <w:b/>
           <w:bCs/>
         </w:rPr>
-        <w:t>5. Pontos Positivos</w:t>
-      </w:r>
-      <w:r>
-        <w:t xml:space="preserve"> A combinação de suas características apresenta como pontos positivos:</w:t>
-      </w:r>
-    </w:p>
-    <w:p>
-      <w:pPr>
-        <w:numPr>
-          <w:ilvl w:val="0"/>
-          <w:numId w:val="24"/>
-        </w:numPr>
-        <w:spacing w:before="240"/>
-      </w:pPr>
-      <w:r>
-        <w:t>Alta confiabilidade nas entregas técnicas.</w:t>
-      </w:r>
-    </w:p>
-    <w:p>
-      <w:pPr>
-        <w:numPr>
-          <w:ilvl w:val="0"/>
-          <w:numId w:val="24"/>
-        </w:numPr>
-      </w:pPr>
-      <w:r>
-        <w:t>Capacidade de organização e foco em resultados concretos.</w:t>
-      </w:r>
-    </w:p>
-    <w:p>
-      <w:pPr>
-        <w:numPr>
-          <w:ilvl w:val="0"/>
-          <w:numId w:val="24"/>
-        </w:numPr>
-      </w:pPr>
-      <w:r>
-        <w:t>Profundidade de análise, evitando conclusões superficiais.</w:t>
-      </w:r>
-    </w:p>
-    <w:p>
-      <w:pPr>
-        <w:numPr>
-          <w:ilvl w:val="0"/>
-          <w:numId w:val="24"/>
-        </w:numPr>
-      </w:pPr>
-      <w:r>
-        <w:t>Lealdade aos prazos e às normas estabelecidas.</w:t>
-      </w:r>
-    </w:p>
-    <w:p>
-      <w:pPr>
-        <w:numPr>
-          <w:ilvl w:val="0"/>
-          <w:numId w:val="24"/>
-        </w:numPr>
-        <w:spacing w:after="240"/>
-      </w:pPr>
-      <w:r>
-        <w:t>Senso crítico apurado para melhoria da qualidade final.</w:t>
-      </w:r>
-    </w:p>
-    <w:p>
-      <w:pPr>
-        <w:spacing w:before="240" w:after="240"/>
-      </w:pPr>
+        <w:t>4. Co</w:t>
+      </w:r>
       <w:r>
         <w:rPr>
           <w:b/>
           <w:bCs/>
         </w:rPr>
+        <w:t>ntribuições para a Equipe</w:t>
+      </w:r>
+      <w:r>
+        <w:t xml:space="preserve"> A combinação do perfil analítico com o papel de Especialista e a âncora de Competência Técnica contribui para o grupo ao:</w:t>
+      </w:r>
+    </w:p>
+    <w:p>
+      <w:pPr>
+        <w:numPr>
+          <w:ilvl w:val="0"/>
+          <w:numId w:val="18"/>
+        </w:numPr>
+        <w:spacing w:before="240"/>
+      </w:pPr>
+      <w:r>
+        <w:t>Garantir o rigor científico e técnico necessário para o trabalho acadêmico.</w:t>
+      </w:r>
+    </w:p>
+    <w:p>
+      <w:pPr>
+        <w:numPr>
+          <w:ilvl w:val="0"/>
+          <w:numId w:val="18"/>
+        </w:numPr>
+      </w:pPr>
+      <w:r>
+        <w:t>Evitar erros de execução através</w:t>
+      </w:r>
+      <w:r>
+        <w:t xml:space="preserve"> de uma revisão minuciosa.</w:t>
+      </w:r>
+    </w:p>
+    <w:p>
+      <w:pPr>
+        <w:numPr>
+          <w:ilvl w:val="0"/>
+          <w:numId w:val="18"/>
+        </w:numPr>
+      </w:pPr>
+      <w:r>
+        <w:t>Transformar conceitos abstratos em modelos práticos e aplicáveis.</w:t>
+      </w:r>
+    </w:p>
+    <w:p>
+      <w:pPr>
+        <w:numPr>
+          <w:ilvl w:val="0"/>
+          <w:numId w:val="18"/>
+        </w:numPr>
+      </w:pPr>
+      <w:r>
+        <w:t>Trazer estabilidade e segurança para as decisões do time.</w:t>
+      </w:r>
+    </w:p>
+    <w:p>
+      <w:pPr>
+        <w:numPr>
+          <w:ilvl w:val="0"/>
+          <w:numId w:val="18"/>
+        </w:numPr>
+        <w:spacing w:after="240"/>
+      </w:pPr>
+      <w:r>
+        <w:lastRenderedPageBreak/>
+        <w:t>Organizar a documentação e os dados com precisão e clareza.</w:t>
+      </w:r>
+    </w:p>
+    <w:p>
+      <w:pPr>
+        <w:spacing w:before="240" w:after="240"/>
+      </w:pPr>
+      <w:r>
+        <w:rPr>
+          <w:b/>
+          <w:bCs/>
+        </w:rPr>
+        <w:t>5. Pontos Positivos</w:t>
+      </w:r>
+      <w:r>
+        <w:t xml:space="preserve"> A combinação de suas cara</w:t>
+      </w:r>
+      <w:r>
+        <w:t>cterísticas apresenta como pontos positivos:</w:t>
+      </w:r>
+    </w:p>
+    <w:p>
+      <w:pPr>
+        <w:numPr>
+          <w:ilvl w:val="0"/>
+          <w:numId w:val="24"/>
+        </w:numPr>
+        <w:spacing w:before="240"/>
+      </w:pPr>
+      <w:r>
+        <w:t>Alta confiabilidade nas entregas técnicas.</w:t>
+      </w:r>
+    </w:p>
+    <w:p>
+      <w:pPr>
+        <w:numPr>
+          <w:ilvl w:val="0"/>
+          <w:numId w:val="24"/>
+        </w:numPr>
+      </w:pPr>
+      <w:r>
+        <w:t>Capacidade de organização e foco em resultados concretos.</w:t>
+      </w:r>
+    </w:p>
+    <w:p>
+      <w:pPr>
+        <w:numPr>
+          <w:ilvl w:val="0"/>
+          <w:numId w:val="24"/>
+        </w:numPr>
+      </w:pPr>
+      <w:r>
+        <w:t>Profundidade de análise, evitando conclusões superficiais.</w:t>
+      </w:r>
+    </w:p>
+    <w:p>
+      <w:pPr>
+        <w:numPr>
+          <w:ilvl w:val="0"/>
+          <w:numId w:val="24"/>
+        </w:numPr>
+      </w:pPr>
+      <w:r>
+        <w:t>Lealdade aos prazos e às normas estabelecidas.</w:t>
+      </w:r>
+    </w:p>
+    <w:p>
+      <w:pPr>
+        <w:numPr>
+          <w:ilvl w:val="0"/>
+          <w:numId w:val="24"/>
+        </w:numPr>
+        <w:spacing w:after="240"/>
+      </w:pPr>
+      <w:r>
+        <w:t>Sens</w:t>
+      </w:r>
+      <w:r>
+        <w:t>o crítico apurado para melhoria da qualidade final.</w:t>
+      </w:r>
+    </w:p>
+    <w:p>
+      <w:pPr>
+        <w:spacing w:before="240" w:after="240"/>
+      </w:pPr>
+      <w:r>
+        <w:rPr>
+          <w:b/>
+          <w:bCs/>
+        </w:rPr>
         <w:t>6. Pontos Negativos / Desafios</w:t>
       </w:r>
       <w:r>
@@ -423,7 +593,10 @@
         </w:numPr>
       </w:pPr>
       <w:r>
-        <w:t>Possível resistência a mudanças repentinas que alterem o planejamento técnico.</w:t>
+        <w:t>Possível resistência a mudanças rep</w:t>
+      </w:r>
+      <w:r>
+        <w:t>entinas que alterem o planejamento técnico.</w:t>
       </w:r>
     </w:p>
     <w:p>
@@ -457,7 +630,10 @@
         <w:spacing w:after="240"/>
       </w:pPr>
       <w:r>
-        <w:t>Risco de focar tanto na técnica que perde a visão do "todo" em prazos muito curtos.</w:t>
+        <w:t>Risco de focar tanto na técnica que perde a visão do "todo" em prazos mu</w:t>
+      </w:r>
+      <w:r>
+        <w:t>ito curtos.</w:t>
       </w:r>
     </w:p>
     <w:p>
@@ -465,23 +641,6 @@
         <w:pict w14:anchorId="3ED626EC">
           <v:rect id="_x0000_i1025" style="width:0;height:1.5pt" o:hralign="center" o:hrstd="t" o:hr="t" fillcolor="#a0a0a0" stroked="f"/>
         </w:pict>
-      </w:r>
-    </w:p>
-    <w:p>
-      <w:pPr>
-        <w:spacing w:before="240" w:after="240"/>
-      </w:pPr>
-      <w:proofErr w:type="gramStart"/>
-      <w:r>
-        <w:rPr>
-          <w:b/>
-          <w:bCs/>
-        </w:rPr>
-        <w:t>Conclusão :</w:t>
-      </w:r>
-      <w:proofErr w:type="gramEnd"/>
-      <w:r>
-        <w:t xml:space="preserve"> O perfil deste integrante é o "porto seguro" técnico da equipe. Enquanto perfis mais expansivos geram o volume de ideias, o Fabiano garante que essas ideias tenham substância, base técnica e sejam entregues com perfeição.</w:t>
       </w:r>
     </w:p>
     <w:p>
@@ -510,7 +669,7 @@
                     <pic:cNvPicPr preferRelativeResize="0"/>
                   </pic:nvPicPr>
                   <pic:blipFill>
-                    <a:blip r:embed="rId7"/>
+                    <a:blip r:embed="rId8"/>
                     <a:srcRect/>
                     <a:stretch>
                       <a:fillRect/>
@@ -559,7 +718,7 @@
                     <pic:cNvPicPr preferRelativeResize="0"/>
                   </pic:nvPicPr>
                   <pic:blipFill>
-                    <a:blip r:embed="rId8"/>
+                    <a:blip r:embed="rId9"/>
                     <a:srcRect/>
                     <a:stretch>
                       <a:fillRect/>
@@ -602,7 +761,7 @@
                     <pic:cNvPicPr preferRelativeResize="0"/>
                   </pic:nvPicPr>
                   <pic:blipFill>
-                    <a:blip r:embed="rId9"/>
+                    <a:blip r:embed="rId10"/>
                     <a:srcRect/>
                     <a:stretch>
                       <a:fillRect/>
@@ -717,7 +876,10 @@
         <w:spacing w:before="240" w:after="240"/>
       </w:pPr>
       <w:r>
-        <w:t>O resultado obtido foi o Articulador (Investigador de Recursos</w:t>
+        <w:t xml:space="preserve">O resultado obtido foi o </w:t>
+      </w:r>
+      <w:r>
+        <w:t>Articulador (Investigador de Recursos</w:t>
       </w:r>
       <w:proofErr w:type="gramStart"/>
       <w:r>
@@ -737,17 +899,27 @@
           <w:b/>
           <w:bCs/>
         </w:rPr>
-        <w:t>Âncoras de Carreira:</w:t>
+        <w:t>Ânc</w:t>
       </w:r>
       <w:r>
         <w:rPr>
           <w:b/>
           <w:bCs/>
         </w:rPr>
+        <w:t>oras de Carreira:</w:t>
+      </w:r>
+      <w:r>
+        <w:rPr>
+          <w:b/>
+          <w:bCs/>
+        </w:rPr>
         <w:br/>
       </w:r>
       <w:r>
-        <w:t xml:space="preserve"> O resultado obtido foi AG (Autonomia e Independência). Essa âncora é caracterizada pela valorização da liberdade profissional, da autonomia na tomada de decisões e da preferência por ambientes de trabalho flexíveis, com menor nível de controle e maior possibilidade de iniciativa própria.</w:t>
+        <w:t xml:space="preserve"> O resultado obtido foi AG (Autonomia e Independência). Essa âncora é caracterizada pela valorização da liberdade profissional, da autonomia na tomada de decisões e da preferência por ambientes de trabalho flexíveis, com menor nível de co</w:t>
+      </w:r>
+      <w:r>
+        <w:t>ntrole e maior possibilidade de iniciativa própria.</w:t>
       </w:r>
     </w:p>
     <w:p>
@@ -827,7 +999,10 @@
         </w:numPr>
       </w:pPr>
       <w:r>
-        <w:t>Facilidade em se adaptar a novas situações</w:t>
+        <w:t>Facilidade</w:t>
+      </w:r>
+      <w:r>
+        <w:t xml:space="preserve"> em se adaptar a novas situações</w:t>
       </w:r>
     </w:p>
     <w:p>
@@ -919,7 +1094,10 @@
         </w:numPr>
       </w:pPr>
       <w:r>
-        <w:t>Trazer novas ideias e informações</w:t>
+        <w:t>Trazer novas ide</w:t>
+      </w:r>
+      <w:r>
+        <w:t>ias e informações</w:t>
       </w:r>
     </w:p>
     <w:p>
@@ -954,14 +1132,21 @@
           <w:szCs w:val="26"/>
         </w:rPr>
       </w:pPr>
-      <w:bookmarkStart w:id="1" w:name="_k9ezxuv8cibw" w:colFirst="0" w:colLast="0"/>
-      <w:bookmarkEnd w:id="1"/>
+      <w:bookmarkStart w:id="0" w:name="_k9ezxuv8cibw" w:colFirst="0" w:colLast="0"/>
+      <w:bookmarkEnd w:id="0"/>
       <w:r>
         <w:rPr>
           <w:sz w:val="22"/>
           <w:szCs w:val="22"/>
         </w:rPr>
-        <w:t>3. Características da Âncora de Carreira AG (Autonomia e Independência</w:t>
+        <w:t>3</w:t>
+      </w:r>
+      <w:r>
+        <w:rPr>
+          <w:sz w:val="22"/>
+          <w:szCs w:val="22"/>
+        </w:rPr>
+        <w:t>. Características da Âncora de Carreira AG (Autonomia e Independência</w:t>
       </w:r>
       <w:r>
         <w:rPr>
@@ -976,7 +1161,10 @@
         <w:spacing w:before="240" w:after="240"/>
       </w:pPr>
       <w:r>
-        <w:t>Entre as principais características, destacam-se:</w:t>
+        <w:t>E</w:t>
+      </w:r>
+      <w:r>
+        <w:t>ntre as principais características, destacam-se:</w:t>
       </w:r>
     </w:p>
     <w:p>
@@ -999,7 +1187,10 @@
         </w:numPr>
       </w:pPr>
       <w:r>
-        <w:t>Preferência por trabalhar com independência</w:t>
+        <w:t xml:space="preserve">Preferência por </w:t>
+      </w:r>
+      <w:r>
+        <w:t>trabalhar com independência</w:t>
       </w:r>
     </w:p>
     <w:p>
@@ -1054,7 +1245,10 @@
         </w:numPr>
       </w:pPr>
       <w:r>
-        <w:t>Preferência por atividades que permitam criatividade e inovação</w:t>
+        <w:t>Preferência</w:t>
+      </w:r>
+      <w:r>
+        <w:t xml:space="preserve"> por atividades que permitam criatividade e inovação</w:t>
       </w:r>
     </w:p>
     <w:p>
@@ -1100,14 +1294,21 @@
           <w:szCs w:val="26"/>
         </w:rPr>
       </w:pPr>
-      <w:bookmarkStart w:id="2" w:name="_vc0d12gv8aq9" w:colFirst="0" w:colLast="0"/>
-      <w:bookmarkEnd w:id="2"/>
+      <w:bookmarkStart w:id="1" w:name="_vc0d12gv8aq9" w:colFirst="0" w:colLast="0"/>
+      <w:bookmarkEnd w:id="1"/>
       <w:r>
         <w:rPr>
           <w:sz w:val="22"/>
           <w:szCs w:val="22"/>
         </w:rPr>
-        <w:t>3. Contribuições para a Equipe</w:t>
+        <w:t>3</w:t>
+      </w:r>
+      <w:r>
+        <w:rPr>
+          <w:sz w:val="22"/>
+          <w:szCs w:val="22"/>
+        </w:rPr>
+        <w:t>. Contribuições para a Equipe</w:t>
       </w:r>
     </w:p>
     <w:p>
@@ -1115,7 +1316,10 @@
         <w:spacing w:before="240" w:after="240"/>
       </w:pPr>
       <w:r>
-        <w:t>A combinação do perfil ENFP com o papel de Articulador e a âncora de carreira Autonomia e Independência contribui para o grupo ao:</w:t>
+        <w:t>A combinação do perfil ENFP com o papel de Articulador e a âncora de carreira Autonomia e Independência cont</w:t>
+      </w:r>
+      <w:r>
+        <w:t>ribui para o grupo ao:</w:t>
       </w:r>
     </w:p>
     <w:p>
@@ -1182,7 +1386,10 @@
         </w:numPr>
       </w:pPr>
       <w:r>
-        <w:t>Propor soluções criativas de forma independente</w:t>
+        <w:t xml:space="preserve">Propor soluções </w:t>
+      </w:r>
+      <w:r>
+        <w:t>criativas de forma independente</w:t>
       </w:r>
     </w:p>
     <w:p>
@@ -1241,8 +1448,8 @@
           <w:szCs w:val="26"/>
         </w:rPr>
       </w:pPr>
-      <w:bookmarkStart w:id="3" w:name="_90qoinx86s6w" w:colFirst="0" w:colLast="0"/>
-      <w:bookmarkEnd w:id="3"/>
+      <w:bookmarkStart w:id="2" w:name="_90qoinx86s6w" w:colFirst="0" w:colLast="0"/>
+      <w:bookmarkEnd w:id="2"/>
       <w:r>
         <w:rPr>
           <w:sz w:val="22"/>
@@ -1256,7 +1463,13 @@
         <w:spacing w:before="240" w:after="240"/>
       </w:pPr>
       <w:r>
-        <w:t>A combinação do perfil ENFP, do papel de Articulador e da âncora Autonomia e Independência apresenta como pontos positivos:</w:t>
+        <w:t>A</w:t>
+      </w:r>
+      <w:r>
+        <w:t xml:space="preserve"> combinação</w:t>
+      </w:r>
+      <w:r>
+        <w:t xml:space="preserve"> do perfil ENFP, do papel de Articulador e da âncora Autonomia e Independência apresenta como pontos positivos:</w:t>
       </w:r>
     </w:p>
     <w:p>
@@ -1361,7 +1574,7 @@
       <w:r>
         <w:lastRenderedPageBreak/>
         <w:pict w14:anchorId="708DBAFB">
-          <v:rect id="_x0000_i1030" style="width:0;height:1.5pt" o:hralign="center" o:hrstd="t" o:hr="t" fillcolor="#a0a0a0" stroked="f"/>
+          <v:rect id="_x0000_i1040" style="width:0;height:1.5pt" o:hralign="center" o:hrstd="t" o:hr="t" fillcolor="#a0a0a0" stroked="f"/>
         </w:pict>
       </w:r>
     </w:p>
@@ -1375,14 +1588,21 @@
           <w:szCs w:val="26"/>
         </w:rPr>
       </w:pPr>
-      <w:bookmarkStart w:id="4" w:name="_8c9ggwd4qauo" w:colFirst="0" w:colLast="0"/>
-      <w:bookmarkEnd w:id="4"/>
+      <w:bookmarkStart w:id="3" w:name="_8c9ggwd4qauo" w:colFirst="0" w:colLast="0"/>
+      <w:bookmarkEnd w:id="3"/>
       <w:r>
         <w:rPr>
           <w:sz w:val="22"/>
           <w:szCs w:val="22"/>
         </w:rPr>
-        <w:t>5. Pontos Negativos / Desafios</w:t>
+        <w:t>5</w:t>
+      </w:r>
+      <w:r>
+        <w:rPr>
+          <w:sz w:val="22"/>
+          <w:szCs w:val="22"/>
+        </w:rPr>
+        <w:t>. Pontos Negativos / Desafios</w:t>
       </w:r>
     </w:p>
     <w:p>
@@ -1390,7 +1610,10 @@
         <w:spacing w:before="240" w:after="240"/>
       </w:pPr>
       <w:r>
-        <w:t>Apesar das contribuições positivas, alguns aspectos podem ser aprimorados:</w:t>
+        <w:t>Apesar das contribuições pos</w:t>
+      </w:r>
+      <w:r>
+        <w:t>itivas, alguns aspectos podem ser aprimorados:</w:t>
       </w:r>
     </w:p>
     <w:p>
@@ -1435,7 +1658,10 @@
         </w:numPr>
       </w:pPr>
       <w:r>
-        <w:t>Resistência a regras rígidas ou supervisão constante</w:t>
+        <w:t>Resistência a regras rígidas ou supervisão co</w:t>
+      </w:r>
+      <w:r>
+        <w:t>nstante</w:t>
       </w:r>
     </w:p>
     <w:p>
@@ -1478,48 +1704,8 @@
       </w:pPr>
       <w:r>
         <w:pict w14:anchorId="084B16AA">
-          <v:rect id="_x0000_i1031" style="width:0;height:1.5pt" o:hralign="center" o:hrstd="t" o:hr="t" fillcolor="#a0a0a0" stroked="f"/>
+          <v:rect id="_x0000_i1038" style="width:0;height:1.5pt" o:hralign="center" o:hrstd="t" o:hr="t" fillcolor="#a0a0a0" stroked="f"/>
         </w:pict>
-      </w:r>
-    </w:p>
-    <w:p>
-      <w:pPr>
-        <w:spacing w:before="240" w:after="240"/>
-        <w:rPr>
-          <w:sz w:val="26"/>
-          <w:szCs w:val="26"/>
-        </w:rPr>
-      </w:pPr>
-      <w:r>
-        <w:rPr>
-          <w:b/>
-          <w:bCs/>
-        </w:rPr>
-        <w:t>6. Conclusão</w:t>
-      </w:r>
-    </w:p>
-    <w:p>
-      <w:pPr>
-        <w:spacing w:before="240" w:after="240"/>
-      </w:pPr>
-      <w:r>
-        <w:t>Conclui-se que o perfil ENFP, aliado ao papel de Articulador (Investigador de Recursos) e à âncora de carreira Autonomia e Independência, apresenta grande potencial para atuação em equipe, especialmente em aspectos relacionados à comunicação, criatividade, inovação e conexão entre pessoas e oportunidades.</w:t>
-      </w:r>
-    </w:p>
-    <w:p>
-      <w:pPr>
-        <w:spacing w:before="240" w:after="240"/>
-      </w:pPr>
-      <w:r>
-        <w:t>Esse conjunto de características favorece um perfil dinâmico, proativo e capaz de contribuir com novas ideias e soluções, além de promover um ambiente colaborativo e motivador.</w:t>
-      </w:r>
-    </w:p>
-    <w:p>
-      <w:pPr>
-        <w:spacing w:before="240" w:after="240"/>
-      </w:pPr>
-      <w:r>
-        <w:t>Por outro lado, é importante desenvolver habilidades relacionadas à organização, planejamento e foco na execução, a fim de garantir maior eficiência e qualidade nas entregas. Dessa forma, ao equilibrar suas competências com esses pontos de melhoria, o indivíduo pode alcançar resultados ainda mais consistentes e de alto desempenho no trabalho em grupo.</w:t>
       </w:r>
     </w:p>
     <w:p>
@@ -1545,7 +1731,7 @@
                     <pic:cNvPicPr preferRelativeResize="0"/>
                   </pic:nvPicPr>
                   <pic:blipFill>
-                    <a:blip r:embed="rId10"/>
+                    <a:blip r:embed="rId11"/>
                     <a:srcRect/>
                     <a:stretch>
                       <a:fillRect/>
@@ -1588,7 +1774,7 @@
                     <pic:cNvPicPr preferRelativeResize="0"/>
                   </pic:nvPicPr>
                   <pic:blipFill>
-                    <a:blip r:embed="rId11"/>
+                    <a:blip r:embed="rId12"/>
                     <a:srcRect/>
                     <a:stretch>
                       <a:fillRect/>
@@ -1631,7 +1817,7 @@
                     <pic:cNvPicPr preferRelativeResize="0"/>
                   </pic:nvPicPr>
                   <pic:blipFill>
-                    <a:blip r:embed="rId12"/>
+                    <a:blip r:embed="rId13"/>
                     <a:srcRect/>
                     <a:stretch>
                       <a:fillRect/>
@@ -1661,174 +1847,323 @@
     </w:p>
     <w:p>
       <w:pPr>
+        <w:pStyle w:val="Ttulo3"/>
+      </w:pPr>
+      <w:r>
+        <w:lastRenderedPageBreak/>
+        <w:br/>
+      </w:r>
+      <w:r>
+        <w:t>Perfil: Nicolas Morales</w:t>
+      </w:r>
+    </w:p>
+    <w:p>
+      <w:pPr>
+        <w:spacing w:before="240" w:after="240"/>
+      </w:pPr>
+      <w:r>
         <w:rPr>
           <w:b/>
           <w:bCs/>
-          <w:sz w:val="26"/>
-          <w:szCs w:val="26"/>
-        </w:rPr>
-      </w:pPr>
-      <w:r>
-        <w:lastRenderedPageBreak/>
-        <w:br/>
-      </w:r>
+        </w:rPr>
+        <w:t>1. Características do Perfil Comportamental (MBTI: ESTJ - O Executivo)</w:t>
+      </w:r>
+      <w:r>
+        <w:t xml:space="preserve"> Entre as principais características, destacam-se:</w:t>
+      </w:r>
+    </w:p>
+    <w:p>
+      <w:pPr>
+        <w:numPr>
+          <w:ilvl w:val="0"/>
+          <w:numId w:val="6"/>
+        </w:numPr>
+        <w:spacing w:before="240"/>
+      </w:pPr>
+      <w:r>
+        <w:t>Perfil prático, realista e extremamente voltado para fatos e dados concretos.</w:t>
+      </w:r>
+    </w:p>
+    <w:p>
+      <w:pPr>
+        <w:numPr>
+          <w:ilvl w:val="0"/>
+          <w:numId w:val="6"/>
+        </w:numPr>
+      </w:pPr>
+      <w:r>
+        <w:t>Grande capacidade de organização, tanto de tarefas quanto</w:t>
+      </w:r>
+      <w:r>
+        <w:t xml:space="preserve"> de pessoas.</w:t>
+      </w:r>
+    </w:p>
+    <w:p>
+      <w:pPr>
+        <w:numPr>
+          <w:ilvl w:val="0"/>
+          <w:numId w:val="6"/>
+        </w:numPr>
+      </w:pPr>
+      <w:r>
+        <w:t>Valoriza a eficiência e a produtividade acima de abstrações.</w:t>
+      </w:r>
+    </w:p>
+    <w:p>
+      <w:pPr>
+        <w:numPr>
+          <w:ilvl w:val="0"/>
+          <w:numId w:val="6"/>
+        </w:numPr>
+      </w:pPr>
+      <w:r>
+        <w:t>Prefere seguir regras estabelecidas e garantir que o grupo mantenha a ordem.</w:t>
+      </w:r>
+    </w:p>
+    <w:p>
+      <w:pPr>
+        <w:numPr>
+          <w:ilvl w:val="0"/>
+          <w:numId w:val="6"/>
+        </w:numPr>
+        <w:spacing w:after="240"/>
+      </w:pPr>
+      <w:r>
+        <w:t>Comunicação direta, honesta e objetiva.</w:t>
+      </w:r>
+    </w:p>
+    <w:p>
+      <w:pPr>
+        <w:spacing w:before="240" w:after="240"/>
+      </w:pPr>
       <w:r>
         <w:rPr>
           <w:b/>
           <w:bCs/>
-          <w:sz w:val="26"/>
-          <w:szCs w:val="26"/>
-        </w:rPr>
-        <w:t>Perfil: Nicolas Morales</w:t>
-      </w:r>
-    </w:p>
-    <w:p>
-      <w:pPr>
-        <w:spacing w:before="240" w:after="240"/>
-      </w:pPr>
+        </w:rPr>
+        <w:t xml:space="preserve">2. </w:t>
+      </w:r>
+      <w:proofErr w:type="spellStart"/>
       <w:r>
         <w:rPr>
           <w:b/>
           <w:bCs/>
         </w:rPr>
-        <w:t>1. Características do Perfil Comportamental (MBTI: ESTJ - O Executivo)</w:t>
-      </w:r>
-      <w:r>
-        <w:t xml:space="preserve"> Entre as principais características, destacam-se:</w:t>
-      </w:r>
-    </w:p>
-    <w:p>
-      <w:pPr>
-        <w:numPr>
-          <w:ilvl w:val="0"/>
-          <w:numId w:val="6"/>
-        </w:numPr>
-        <w:spacing w:before="240"/>
-      </w:pPr>
-      <w:r>
-        <w:t>Perfil prático, realista e extremamente voltado para fatos e dados concretos.</w:t>
-      </w:r>
-    </w:p>
-    <w:p>
-      <w:pPr>
-        <w:numPr>
-          <w:ilvl w:val="0"/>
-          <w:numId w:val="6"/>
-        </w:numPr>
-      </w:pPr>
-      <w:r>
-        <w:t>Grande capacidade de organização, tanto de tarefas quanto de pessoas.</w:t>
-      </w:r>
-    </w:p>
-    <w:p>
-      <w:pPr>
-        <w:numPr>
-          <w:ilvl w:val="0"/>
-          <w:numId w:val="6"/>
-        </w:numPr>
-      </w:pPr>
-      <w:r>
-        <w:t>Valoriza a eficiência e a produtividade acima de abstrações.</w:t>
-      </w:r>
-    </w:p>
-    <w:p>
-      <w:pPr>
-        <w:numPr>
-          <w:ilvl w:val="0"/>
-          <w:numId w:val="6"/>
-        </w:numPr>
-      </w:pPr>
-      <w:r>
-        <w:t>Prefere seguir regras estabelecidas e garantir que o grupo mantenha a ordem.</w:t>
-      </w:r>
-    </w:p>
-    <w:p>
-      <w:pPr>
-        <w:numPr>
-          <w:ilvl w:val="0"/>
-          <w:numId w:val="6"/>
-        </w:numPr>
-        <w:spacing w:after="240"/>
-      </w:pPr>
-      <w:r>
-        <w:t>Comunicação direta, honesta e objetiva.</w:t>
-      </w:r>
-    </w:p>
-    <w:p>
-      <w:pPr>
-        <w:spacing w:before="240" w:after="240"/>
-      </w:pPr>
+        <w:t>Belbin</w:t>
+      </w:r>
+      <w:proofErr w:type="spellEnd"/>
       <w:r>
         <w:rPr>
           <w:b/>
           <w:bCs/>
         </w:rPr>
-        <w:t xml:space="preserve">2. </w:t>
-      </w:r>
-      <w:proofErr w:type="spellStart"/>
+        <w:t>: Implementador / Moldador</w:t>
+      </w:r>
+      <w:r>
+        <w:t xml:space="preserve"> Esse papel é caracterizado po</w:t>
+      </w:r>
+      <w:r>
+        <w:t>r:</w:t>
+      </w:r>
+    </w:p>
+    <w:p>
+      <w:pPr>
+        <w:numPr>
+          <w:ilvl w:val="0"/>
+          <w:numId w:val="7"/>
+        </w:numPr>
+        <w:spacing w:before="240"/>
+      </w:pPr>
+      <w:r>
+        <w:t>Capacidade de transformar ideias e estratégias em planos de ação definidos.</w:t>
+      </w:r>
+    </w:p>
+    <w:p>
+      <w:pPr>
+        <w:numPr>
+          <w:ilvl w:val="0"/>
+          <w:numId w:val="7"/>
+        </w:numPr>
+      </w:pPr>
+      <w:r>
+        <w:t>Disciplina rigorosa para cumprir prazos e metas estabelecidas.</w:t>
+      </w:r>
+    </w:p>
+    <w:p>
+      <w:pPr>
+        <w:numPr>
+          <w:ilvl w:val="0"/>
+          <w:numId w:val="7"/>
+        </w:numPr>
+      </w:pPr>
+      <w:r>
+        <w:t>Energia para impulsionar a equipe quando o ritmo de trabalho cai (Moldador).</w:t>
+      </w:r>
+    </w:p>
+    <w:p>
+      <w:pPr>
+        <w:numPr>
+          <w:ilvl w:val="0"/>
+          <w:numId w:val="7"/>
+        </w:numPr>
+        <w:spacing w:after="240"/>
+      </w:pPr>
+      <w:r>
+        <w:t>Foco na viabilidade prática: "Como va</w:t>
+      </w:r>
+      <w:r>
+        <w:t>mos fazer isso acontecer agora?".</w:t>
+      </w:r>
+    </w:p>
+    <w:p>
+      <w:pPr>
+        <w:spacing w:before="240" w:after="240"/>
+      </w:pPr>
       <w:r>
         <w:rPr>
           <w:b/>
           <w:bCs/>
         </w:rPr>
-        <w:t>Belbin</w:t>
-      </w:r>
-      <w:proofErr w:type="spellEnd"/>
+        <w:t>3. Características da Âncora de Carreira: Gerência Geral (GG)</w:t>
+      </w:r>
+      <w:r>
+        <w:t xml:space="preserve"> Entre as principais características, destacam-se:</w:t>
+      </w:r>
+    </w:p>
+    <w:p>
+      <w:pPr>
+        <w:numPr>
+          <w:ilvl w:val="0"/>
+          <w:numId w:val="3"/>
+        </w:numPr>
+        <w:spacing w:before="240"/>
+      </w:pPr>
+      <w:r>
+        <w:t>Desejo intrínseco de liderar, coordenar e integrar o esforço de diferentes pessoas.</w:t>
+      </w:r>
+    </w:p>
+    <w:p>
+      <w:pPr>
+        <w:numPr>
+          <w:ilvl w:val="0"/>
+          <w:numId w:val="3"/>
+        </w:numPr>
+      </w:pPr>
+      <w:r>
+        <w:t>Motivação ligada à respons</w:t>
+      </w:r>
+      <w:r>
+        <w:t>abilidade por resultados finais do grupo.</w:t>
+      </w:r>
+    </w:p>
+    <w:p>
+      <w:pPr>
+        <w:numPr>
+          <w:ilvl w:val="0"/>
+          <w:numId w:val="3"/>
+        </w:numPr>
+      </w:pPr>
+      <w:r>
+        <w:t>Habilidade para identificar talentos e delegar tarefas conforme a competência de cada um.</w:t>
+      </w:r>
+    </w:p>
+    <w:p>
+      <w:pPr>
+        <w:numPr>
+          <w:ilvl w:val="0"/>
+          <w:numId w:val="3"/>
+        </w:numPr>
+        <w:spacing w:after="240"/>
+      </w:pPr>
+      <w:r>
+        <w:t>Visão sistêmica: ele consegue ver como as partes do trabalho se conectam para formar o todo.</w:t>
+      </w:r>
+    </w:p>
+    <w:p>
+      <w:pPr>
+        <w:spacing w:before="240" w:after="240"/>
+      </w:pPr>
       <w:r>
         <w:rPr>
           <w:b/>
           <w:bCs/>
         </w:rPr>
-        <w:t>: Implementador / Moldador</w:t>
-      </w:r>
-      <w:r>
-        <w:t xml:space="preserve"> Esse papel é caracterizado por:</w:t>
-      </w:r>
-    </w:p>
-    <w:p>
-      <w:pPr>
-        <w:numPr>
-          <w:ilvl w:val="0"/>
-          <w:numId w:val="7"/>
+        <w:t>4. Contribuições para a Equipe</w:t>
+      </w:r>
+      <w:r>
+        <w:t xml:space="preserve"> </w:t>
+      </w:r>
+      <w:r>
+        <w:t xml:space="preserve">A combinação do perfil ESTJ com o papel </w:t>
+      </w:r>
+      <w:proofErr w:type="gramStart"/>
+      <w:r>
+        <w:t>de Implementador</w:t>
+      </w:r>
+      <w:proofErr w:type="gramEnd"/>
+      <w:r>
+        <w:t xml:space="preserve"> e a âncora de Gerência contribui para o grupo ao:</w:t>
+      </w:r>
+    </w:p>
+    <w:p>
+      <w:pPr>
+        <w:numPr>
+          <w:ilvl w:val="0"/>
+          <w:numId w:val="15"/>
         </w:numPr>
         <w:spacing w:before="240"/>
       </w:pPr>
       <w:r>
-        <w:t>Capacidade de transformar ideias e estratégias em planos de ação definidos.</w:t>
-      </w:r>
-    </w:p>
-    <w:p>
-      <w:pPr>
-        <w:numPr>
-          <w:ilvl w:val="0"/>
-          <w:numId w:val="7"/>
-        </w:numPr>
-      </w:pPr>
-      <w:r>
-        <w:t>Disciplina rigorosa para cumprir prazos e metas estabelecidas.</w:t>
-      </w:r>
-    </w:p>
-    <w:p>
-      <w:pPr>
-        <w:numPr>
-          <w:ilvl w:val="0"/>
-          <w:numId w:val="7"/>
-        </w:numPr>
-      </w:pPr>
-      <w:r>
-        <w:t>Energia para impulsionar a equipe quando o ritmo de trabalho cai (Moldador).</w:t>
-      </w:r>
-    </w:p>
-    <w:p>
-      <w:pPr>
-        <w:numPr>
-          <w:ilvl w:val="0"/>
-          <w:numId w:val="7"/>
+        <w:t>Estabelecer cronogramas claros e cobrar o progresso das etapas.</w:t>
+      </w:r>
+    </w:p>
+    <w:p>
+      <w:pPr>
+        <w:numPr>
+          <w:ilvl w:val="0"/>
+          <w:numId w:val="15"/>
+        </w:numPr>
+      </w:pPr>
+      <w:r>
+        <w:t>Manter o foco do grupo no objetivo final, evitando desvios ou discussões improdutivas</w:t>
+      </w:r>
+      <w:r>
+        <w:t>.</w:t>
+      </w:r>
+    </w:p>
+    <w:p>
+      <w:pPr>
+        <w:numPr>
+          <w:ilvl w:val="0"/>
+          <w:numId w:val="15"/>
+        </w:numPr>
+      </w:pPr>
+      <w:r>
+        <w:t>Organizar a logística e a estrutura do trabalho acadêmico.</w:t>
+      </w:r>
+    </w:p>
+    <w:p>
+      <w:pPr>
+        <w:numPr>
+          <w:ilvl w:val="0"/>
+          <w:numId w:val="15"/>
+        </w:numPr>
+      </w:pPr>
+      <w:r>
+        <w:t>Tomar decisões rápidas quando o grupo está em um impasse.</w:t>
+      </w:r>
+    </w:p>
+    <w:p>
+      <w:pPr>
+        <w:numPr>
+          <w:ilvl w:val="0"/>
+          <w:numId w:val="15"/>
         </w:numPr>
         <w:spacing w:after="240"/>
       </w:pPr>
       <w:r>
-        <w:t>Foco na viabilidade prática: "Como vamos fazer isso acontecer agora?".</w:t>
+        <w:lastRenderedPageBreak/>
+        <w:t>Garantir que as ideias criativas sejam de fato executadas e finalizadas.</w:t>
       </w:r>
     </w:p>
     <w:p>
@@ -1840,56 +2175,70 @@
           <w:b/>
           <w:bCs/>
         </w:rPr>
-        <w:t>3. Características da Âncora de Carreira: Gerência Geral (GG)</w:t>
-      </w:r>
-      <w:r>
-        <w:t xml:space="preserve"> Entre as principais características, destacam-se:</w:t>
-      </w:r>
-    </w:p>
-    <w:p>
-      <w:pPr>
-        <w:numPr>
-          <w:ilvl w:val="0"/>
-          <w:numId w:val="3"/>
+        <w:t>5. Pontos Positivos</w:t>
+      </w:r>
+      <w:r>
+        <w:t xml:space="preserve"> A combinação de suas características apresenta como pontos positivos:</w:t>
+      </w:r>
+    </w:p>
+    <w:p>
+      <w:pPr>
+        <w:numPr>
+          <w:ilvl w:val="0"/>
+          <w:numId w:val="14"/>
         </w:numPr>
         <w:spacing w:before="240"/>
       </w:pPr>
       <w:r>
-        <w:t>Desejo intrínseco de liderar, coordenar e integrar o esforço de diferentes pessoas.</w:t>
-      </w:r>
-    </w:p>
-    <w:p>
-      <w:pPr>
-        <w:numPr>
-          <w:ilvl w:val="0"/>
-          <w:numId w:val="3"/>
-        </w:numPr>
-      </w:pPr>
-      <w:r>
-        <w:t>Motivação ligada à responsabilidade por resultados finais do grupo.</w:t>
-      </w:r>
-    </w:p>
-    <w:p>
-      <w:pPr>
-        <w:numPr>
-          <w:ilvl w:val="0"/>
-          <w:numId w:val="3"/>
-        </w:numPr>
-      </w:pPr>
-      <w:r>
-        <w:t>Habilidade para identificar talentos e delegar tarefas conforme a competência de cada um.</w:t>
-      </w:r>
-    </w:p>
-    <w:p>
-      <w:pPr>
-        <w:numPr>
-          <w:ilvl w:val="0"/>
-          <w:numId w:val="3"/>
+        <w:t>Alta confiabilidade operacional e disciplina.</w:t>
+      </w:r>
+    </w:p>
+    <w:p>
+      <w:pPr>
+        <w:numPr>
+          <w:ilvl w:val="0"/>
+          <w:numId w:val="14"/>
+        </w:numPr>
+      </w:pPr>
+      <w:r>
+        <w:t>Liderança natural em situações de pressão ou prazos curtos.</w:t>
+      </w:r>
+    </w:p>
+    <w:p>
+      <w:pPr>
+        <w:numPr>
+          <w:ilvl w:val="0"/>
+          <w:numId w:val="14"/>
+        </w:numPr>
+      </w:pPr>
+      <w:r>
+        <w:t>Facilidade em sistematizar informações complexas.</w:t>
+      </w:r>
+    </w:p>
+    <w:p>
+      <w:pPr>
+        <w:numPr>
+          <w:ilvl w:val="0"/>
+          <w:numId w:val="14"/>
+        </w:numPr>
+      </w:pPr>
+      <w:r>
+        <w:t>Senso de dever e comprometime</w:t>
+      </w:r>
+      <w:r>
+        <w:t>nto total com a entrega do grupo.</w:t>
+      </w:r>
+    </w:p>
+    <w:p>
+      <w:pPr>
+        <w:numPr>
+          <w:ilvl w:val="0"/>
+          <w:numId w:val="14"/>
         </w:numPr>
         <w:spacing w:after="240"/>
       </w:pPr>
       <w:r>
-        <w:t>Visão sistêmica: ele consegue ver como as partes do trabalho se conectam para formar o todo.</w:t>
+        <w:t>Pragmatismo que ajuda a "limpar" o trabalho de excessos desnecessários.</w:t>
       </w:r>
     </w:p>
     <w:p>
@@ -1901,163 +2250,25 @@
           <w:b/>
           <w:bCs/>
         </w:rPr>
-        <w:t>4. Contribuições para a Equipe</w:t>
-      </w:r>
-      <w:r>
-        <w:t xml:space="preserve"> A combinação do perfil ESTJ com o papel </w:t>
-      </w:r>
-      <w:proofErr w:type="gramStart"/>
-      <w:r>
-        <w:t>de Implementador</w:t>
-      </w:r>
-      <w:proofErr w:type="gramEnd"/>
-      <w:r>
-        <w:t xml:space="preserve"> e a âncora de Gerência contribui para o grupo ao:</w:t>
-      </w:r>
-    </w:p>
-    <w:p>
-      <w:pPr>
-        <w:numPr>
-          <w:ilvl w:val="0"/>
-          <w:numId w:val="15"/>
+        <w:t>6. Pontos Negativos / Desafios</w:t>
+      </w:r>
+      <w:r>
+        <w:t xml:space="preserve"> Apesar das contribuições positivas, alguns aspectos podem ser aprimorados:</w:t>
+      </w:r>
+    </w:p>
+    <w:p>
+      <w:pPr>
+        <w:numPr>
+          <w:ilvl w:val="0"/>
+          <w:numId w:val="12"/>
         </w:numPr>
         <w:spacing w:before="240"/>
       </w:pPr>
       <w:r>
-        <w:t>Estabelecer cronogramas claros e cobrar o progresso das etapas.</w:t>
-      </w:r>
-    </w:p>
-    <w:p>
-      <w:pPr>
-        <w:numPr>
-          <w:ilvl w:val="0"/>
-          <w:numId w:val="15"/>
-        </w:numPr>
-      </w:pPr>
-      <w:r>
-        <w:t>Manter o foco do grupo no objetivo final, evitando desvios ou discussões improdutivas.</w:t>
-      </w:r>
-    </w:p>
-    <w:p>
-      <w:pPr>
-        <w:numPr>
-          <w:ilvl w:val="0"/>
-          <w:numId w:val="15"/>
-        </w:numPr>
-      </w:pPr>
-      <w:r>
-        <w:t>Organizar a logística e a estrutura do trabalho acadêmico.</w:t>
-      </w:r>
-    </w:p>
-    <w:p>
-      <w:pPr>
-        <w:numPr>
-          <w:ilvl w:val="0"/>
-          <w:numId w:val="15"/>
-        </w:numPr>
-      </w:pPr>
-      <w:r>
-        <w:t>Tomar decisões rápidas quando o grupo está em um impasse.</w:t>
-      </w:r>
-    </w:p>
-    <w:p>
-      <w:pPr>
-        <w:numPr>
-          <w:ilvl w:val="0"/>
-          <w:numId w:val="15"/>
-        </w:numPr>
-        <w:spacing w:after="240"/>
-      </w:pPr>
-      <w:r>
-        <w:lastRenderedPageBreak/>
-        <w:t>Garantir que as ideias criativas sejam de fato executadas e finalizadas.</w:t>
-      </w:r>
-    </w:p>
-    <w:p>
-      <w:pPr>
-        <w:spacing w:before="240" w:after="240"/>
-      </w:pPr>
-      <w:r>
-        <w:rPr>
-          <w:b/>
-          <w:bCs/>
-        </w:rPr>
-        <w:t>5. Pontos Positivos</w:t>
-      </w:r>
-      <w:r>
-        <w:t xml:space="preserve"> A combinação de suas características apresenta como pontos positivos:</w:t>
-      </w:r>
-    </w:p>
-    <w:p>
-      <w:pPr>
-        <w:numPr>
-          <w:ilvl w:val="0"/>
-          <w:numId w:val="14"/>
-        </w:numPr>
-        <w:spacing w:before="240"/>
-      </w:pPr>
-      <w:r>
-        <w:t>Alta confiabilidade operacional e disciplina.</w:t>
-      </w:r>
-    </w:p>
-    <w:p>
-      <w:pPr>
-        <w:numPr>
-          <w:ilvl w:val="0"/>
-          <w:numId w:val="14"/>
-        </w:numPr>
-      </w:pPr>
-      <w:r>
-        <w:t>Liderança natural em situações de pressão ou prazos curtos.</w:t>
-      </w:r>
-    </w:p>
-    <w:p>
-      <w:pPr>
-        <w:numPr>
-          <w:ilvl w:val="0"/>
-          <w:numId w:val="14"/>
-        </w:numPr>
-      </w:pPr>
-      <w:r>
-        <w:t>Facilidade em sistematizar informações complexas.</w:t>
-      </w:r>
-    </w:p>
-    <w:p>
-      <w:pPr>
-        <w:numPr>
-          <w:ilvl w:val="0"/>
-          <w:numId w:val="14"/>
-        </w:numPr>
-      </w:pPr>
-      <w:r>
-        <w:t>Senso de dever e comprometimento total com a entrega do grupo.</w:t>
-      </w:r>
-    </w:p>
-    <w:p>
-      <w:pPr>
-        <w:numPr>
-          <w:ilvl w:val="0"/>
-          <w:numId w:val="14"/>
-        </w:numPr>
-        <w:spacing w:after="240"/>
-      </w:pPr>
-      <w:r>
-        <w:t>Pragmatismo que ajuda a "limpar" o trabalho de excessos desnecessários.</w:t>
-      </w:r>
-    </w:p>
-    <w:p>
-      <w:pPr>
-        <w:spacing w:before="240" w:after="240"/>
-      </w:pPr>
-      <w:r>
-        <w:rPr>
-          <w:b/>
-          <w:bCs/>
-        </w:rPr>
-        <w:t>6. Pontos Negativos / Desafios</w:t>
-      </w:r>
-      <w:r>
-        <w:t xml:space="preserve"> Apesar das contribuições positivas, alguns aspectos podem ser aprimorados:</w:t>
+        <w:t>Pode parecer autoritário ou impaciente com p</w:t>
+      </w:r>
+      <w:r>
+        <w:t>rocessos mais lentos ou criativos.</w:t>
       </w:r>
     </w:p>
     <w:p>
@@ -2066,10 +2277,9 @@
           <w:ilvl w:val="0"/>
           <w:numId w:val="12"/>
         </w:numPr>
-        <w:spacing w:before="240"/>
-      </w:pPr>
-      <w:r>
-        <w:t>Pode parecer autoritário ou impaciente com processos mais lentos ou criativos.</w:t>
+      </w:pPr>
+      <w:r>
+        <w:t>Tendência a focar tanto no resultado que pode negligenciar o clima emocional do grupo.</w:t>
       </w:r>
     </w:p>
     <w:p>
@@ -2080,7 +2290,7 @@
         </w:numPr>
       </w:pPr>
       <w:r>
-        <w:t>Tendência a focar tanto no resultado que pode negligenciar o clima emocional do grupo.</w:t>
+        <w:t>Possível resistência a ideias que pareçam muito "fora da caixa" e sem aplicação imediata.</w:t>
       </w:r>
     </w:p>
     <w:p>
@@ -2091,18 +2301,10 @@
         </w:numPr>
       </w:pPr>
       <w:r>
-        <w:t>Possível resistência a ideias que pareçam muito "fora da caixa" e sem aplicação imediata.</w:t>
-      </w:r>
-    </w:p>
-    <w:p>
-      <w:pPr>
-        <w:numPr>
-          <w:ilvl w:val="0"/>
-          <w:numId w:val="12"/>
-        </w:numPr>
-      </w:pPr>
-      <w:r>
-        <w:t>Dificuldade em lidar com a falta de organização de outros membros.</w:t>
+        <w:t>Dificuldade em lidar com a falta de organiza</w:t>
+      </w:r>
+      <w:r>
+        <w:t>ção de outros membros.</w:t>
       </w:r>
     </w:p>
     <w:p>
@@ -2147,7 +2349,7 @@
                     <pic:cNvPicPr preferRelativeResize="0"/>
                   </pic:nvPicPr>
                   <pic:blipFill>
-                    <a:blip r:embed="rId13"/>
+                    <a:blip r:embed="rId14"/>
                     <a:srcRect/>
                     <a:stretch>
                       <a:fillRect/>
@@ -2200,7 +2402,7 @@
                     <pic:cNvPicPr preferRelativeResize="0"/>
                   </pic:nvPicPr>
                   <pic:blipFill>
-                    <a:blip r:embed="rId14"/>
+                    <a:blip r:embed="rId15"/>
                     <a:srcRect/>
                     <a:stretch>
                       <a:fillRect/>
@@ -2247,7 +2449,7 @@
                     <pic:cNvPicPr preferRelativeResize="0"/>
                   </pic:nvPicPr>
                   <pic:blipFill>
-                    <a:blip r:embed="rId15"/>
+                    <a:blip r:embed="rId16"/>
                     <a:srcRect/>
                     <a:stretch>
                       <a:fillRect/>
@@ -2329,7 +2531,10 @@
         </w:numPr>
       </w:pPr>
       <w:r>
-        <w:t>Foco em ideias e possibilidades futuras, com forte base em valores éticos.</w:t>
+        <w:t xml:space="preserve">Foco em ideias e possibilidades futuras, com forte base </w:t>
+      </w:r>
+      <w:r>
+        <w:t>em valores éticos.</w:t>
       </w:r>
     </w:p>
     <w:p>
@@ -2383,7 +2588,10 @@
         <w:t>: Investigador de Recursos / Coordenador</w:t>
       </w:r>
       <w:r>
-        <w:t xml:space="preserve"> Esse papel é caracterizado por:</w:t>
+        <w:t xml:space="preserve"> Esse papel é caracter</w:t>
+      </w:r>
+      <w:r>
+        <w:t>izado por:</w:t>
       </w:r>
     </w:p>
     <w:p>
@@ -2420,7 +2628,10 @@
         <w:t>Coordenador:</w:t>
       </w:r>
       <w:r>
-        <w:t xml:space="preserve"> Ajuda a esclarecer os objetivos, promove a tomada de decisões e delega tarefas de forma eficiente, reconhecendo o talento de cada membro.</w:t>
+        <w:t xml:space="preserve"> Ajuda a esclarecer os objetivos, promove a tomada de decisões e delega tarefas de forma eficiente, reconh</w:t>
+      </w:r>
+      <w:r>
+        <w:t>ecendo o talento de cada membro.</w:t>
       </w:r>
     </w:p>
     <w:p>
@@ -2459,7 +2670,10 @@
         <w:spacing w:before="240"/>
       </w:pPr>
       <w:r>
-        <w:t>Motivação central baseada em valores pessoais e no desejo de ajudar os outros ou a sociedade.</w:t>
+        <w:t>Motivação cen</w:t>
+      </w:r>
+      <w:r>
+        <w:t>tral baseada em valores pessoais e no desejo de ajudar os outros ou a sociedade.</w:t>
       </w:r>
     </w:p>
     <w:p>
@@ -2481,7 +2695,10 @@
         </w:numPr>
       </w:pPr>
       <w:r>
-        <w:t>Busca por projetos que tenham um significado maior e que promovam melhorias na comunidade.</w:t>
+        <w:t>Busca por projetos que tenham um significado maior e que promovam melhorias na comunida</w:t>
+      </w:r>
+      <w:r>
+        <w:t>de.</w:t>
       </w:r>
     </w:p>
     <w:p>
@@ -2520,7 +2737,10 @@
         <w:spacing w:before="240"/>
       </w:pPr>
       <w:r>
-        <w:t>Manter o grupo motivado e alinhado com o propósito social do projeto (como o "Lideranças Empáticas").</w:t>
+        <w:t>Manter o gr</w:t>
+      </w:r>
+      <w:r>
+        <w:t>upo motivado e alinhado com o propósito social do projeto (como o "Lideranças Empáticas").</w:t>
       </w:r>
     </w:p>
     <w:p>
@@ -2542,7 +2762,10 @@
         </w:numPr>
       </w:pPr>
       <w:r>
-        <w:t>Facilitar a comunicação interna, garantindo que o ambiente de trabalho seja positivo e produtivo.</w:t>
+        <w:t>Facilitar a comunicação interna, garantindo que o ambiente de trabalho seja positivo e produ</w:t>
+      </w:r>
+      <w:r>
+        <w:t>tivo.</w:t>
       </w:r>
     </w:p>
     <w:p>
@@ -2593,7 +2816,10 @@
         </w:numPr>
       </w:pPr>
       <w:r>
-        <w:t>Visão humanizada do projeto, focando no benefício para o usuário final.</w:t>
+        <w:t xml:space="preserve">Visão humanizada do projeto, focando no </w:t>
+      </w:r>
+      <w:r>
+        <w:t>benefício para o usuário final.</w:t>
       </w:r>
     </w:p>
     <w:p>
@@ -2631,7 +2857,10 @@
         <w:t>6. Pontos Negativos / Desafios</w:t>
       </w:r>
       <w:r>
-        <w:t xml:space="preserve"> Apesar das contribuições positivas, alguns aspectos podem ser aprimorados:</w:t>
+        <w:t xml:space="preserve"> Apesar das contribuições positivas, alguns aspectos podem ser a</w:t>
+      </w:r>
+      <w:r>
+        <w:t>primorados:</w:t>
       </w:r>
     </w:p>
     <w:p>
@@ -2665,7 +2894,10 @@
         </w:numPr>
       </w:pPr>
       <w:r>
-        <w:t>Risco de se sobrecarregar emocionalmente ao assumir as preocupações de todos os membros.</w:t>
+        <w:t xml:space="preserve">Risco de se sobrecarregar emocionalmente ao </w:t>
+      </w:r>
+      <w:r>
+        <w:t>assumir as preocupações de todos os membros.</w:t>
       </w:r>
     </w:p>
     <w:p>
@@ -2697,8 +2929,8 @@
           <w:szCs w:val="26"/>
         </w:rPr>
       </w:pPr>
-      <w:bookmarkStart w:id="5" w:name="_eg6ngwtjk1hl" w:colFirst="0" w:colLast="0"/>
-      <w:bookmarkEnd w:id="5"/>
+      <w:bookmarkStart w:id="4" w:name="_eg6ngwtjk1hl" w:colFirst="0" w:colLast="0"/>
+      <w:bookmarkEnd w:id="4"/>
       <w:r>
         <w:rPr>
           <w:noProof/>
@@ -2719,7 +2951,7 @@
                     <pic:cNvPicPr preferRelativeResize="0"/>
                   </pic:nvPicPr>
                   <pic:blipFill>
-                    <a:blip r:embed="rId16"/>
+                    <a:blip r:embed="rId17"/>
                     <a:srcRect/>
                     <a:stretch>
                       <a:fillRect/>
@@ -2752,8 +2984,8 @@
           <w:szCs w:val="26"/>
         </w:rPr>
       </w:pPr>
-      <w:bookmarkStart w:id="6" w:name="_fyqc2alsqj18" w:colFirst="0" w:colLast="0"/>
-      <w:bookmarkEnd w:id="6"/>
+      <w:bookmarkStart w:id="5" w:name="_fyqc2alsqj18" w:colFirst="0" w:colLast="0"/>
+      <w:bookmarkEnd w:id="5"/>
       <w:r>
         <w:rPr>
           <w:noProof/>
@@ -2775,7 +3007,7 @@
                     <pic:cNvPicPr preferRelativeResize="0"/>
                   </pic:nvPicPr>
                   <pic:blipFill>
-                    <a:blip r:embed="rId17"/>
+                    <a:blip r:embed="rId18"/>
                     <a:srcRect/>
                     <a:stretch>
                       <a:fillRect/>
@@ -2818,7 +3050,7 @@
                     <pic:cNvPicPr preferRelativeResize="0"/>
                   </pic:nvPicPr>
                   <pic:blipFill>
-                    <a:blip r:embed="rId18"/>
+                    <a:blip r:embed="rId19"/>
                     <a:srcRect/>
                     <a:stretch>
                       <a:fillRect/>
@@ -2851,8 +3083,8 @@
           <w:szCs w:val="34"/>
         </w:rPr>
       </w:pPr>
-      <w:bookmarkStart w:id="7" w:name="_tmp0j1xcj8fx" w:colFirst="0" w:colLast="0"/>
-      <w:bookmarkEnd w:id="7"/>
+      <w:bookmarkStart w:id="6" w:name="_tmp0j1xcj8fx" w:colFirst="0" w:colLast="0"/>
+      <w:bookmarkEnd w:id="6"/>
       <w:r>
         <w:rPr>
           <w:sz w:val="34"/>
@@ -2872,8 +3104,8 @@
           <w:szCs w:val="26"/>
         </w:rPr>
       </w:pPr>
-      <w:bookmarkStart w:id="8" w:name="_l4s3k1nklu9d" w:colFirst="0" w:colLast="0"/>
-      <w:bookmarkEnd w:id="8"/>
+      <w:bookmarkStart w:id="7" w:name="_l4s3k1nklu9d" w:colFirst="0" w:colLast="0"/>
+      <w:bookmarkEnd w:id="7"/>
       <w:r>
         <w:rPr>
           <w:sz w:val="26"/>
@@ -2887,7 +3119,10 @@
         <w:spacing w:before="240" w:after="240"/>
       </w:pPr>
       <w:r>
-        <w:t>A equipe apresenta um equilíbrio raro, cobrindo as quatro áreas fundamentais de um projeto de alto desempenho:</w:t>
+        <w:t xml:space="preserve">A equipe apresenta um </w:t>
+      </w:r>
+      <w:r>
+        <w:t>equilíbrio raro, cobrindo as quatro áreas fundamentais de um projeto de alto desempenho:</w:t>
       </w:r>
     </w:p>
     <w:p>
@@ -2924,7 +3159,10 @@
         <w:t>Fundamentação e Qualidade (Fabiano):</w:t>
       </w:r>
       <w:r>
-        <w:t xml:space="preserve"> O "filtro" técnico que garante a precisão e o rigor.</w:t>
+        <w:t xml:space="preserve"> O "filtro" técnico que garante a precisão e o rig</w:t>
+      </w:r>
+      <w:r>
+        <w:t>or.</w:t>
       </w:r>
     </w:p>
     <w:p>
@@ -2974,8 +3212,8 @@
           <w:szCs w:val="26"/>
         </w:rPr>
       </w:pPr>
-      <w:bookmarkStart w:id="9" w:name="_h8k43xkhufoj" w:colFirst="0" w:colLast="0"/>
-      <w:bookmarkEnd w:id="9"/>
+      <w:bookmarkStart w:id="8" w:name="_h8k43xkhufoj" w:colFirst="0" w:colLast="0"/>
+      <w:bookmarkEnd w:id="8"/>
       <w:r>
         <w:rPr>
           <w:sz w:val="26"/>
@@ -2989,7 +3227,10 @@
         <w:spacing w:before="240" w:after="240"/>
       </w:pPr>
       <w:r>
-        <w:t>Apesar do equilíbrio, a diversidade de perfis pode gerar os seguintes impasses:</w:t>
+        <w:t>Apesa</w:t>
+      </w:r>
+      <w:r>
+        <w:t>r do equilíbrio, a diversidade de perfis pode gerar os seguintes impasses:</w:t>
       </w:r>
     </w:p>
     <w:p>
@@ -3026,7 +3267,10 @@
         <w:t>Ritmos de Trabalho Distintos:</w:t>
       </w:r>
       <w:r>
-        <w:t xml:space="preserve"> O senso de urgência e foco em resultados de Nicolas pode gerar pressão sobre Fabiano (que precisa de tempo para análise profunda) e Eduardo (que prefere flexibilidade e autonomia).</w:t>
+        <w:t xml:space="preserve"> O senso de urgência e foco em resultados de Nicolas pode gerar pressão sobre </w:t>
+      </w:r>
+      <w:r>
+        <w:t>Fabiano (que precisa de tempo para análise profunda) e Eduardo (que prefere flexibilidade e autonomia).</w:t>
       </w:r>
     </w:p>
     <w:p>
@@ -3044,7 +3288,10 @@
         <w:t>Gestão de Críticas e Conflitos:</w:t>
       </w:r>
       <w:r>
-        <w:t xml:space="preserve"> Com dois perfis muito focados em harmonia e pessoas (Eduardo e Bernardo), pode haver uma hesitação em confrontar Nicolas caso as decisões de liderança sejam muito rígidas, gerando um "silêncio desconfortável".</w:t>
+        <w:t xml:space="preserve"> Com dois perfis muito focados em harmonia e pessoas (Eduardo e Bernardo), pode haver uma hesitação em confrontar Nicolas</w:t>
+      </w:r>
+      <w:r>
+        <w:t xml:space="preserve"> caso as decisões de liderança sejam muito rígidas, gerando um "silêncio desconfortável".</w:t>
       </w:r>
     </w:p>
     <w:p>
@@ -3076,8 +3323,8 @@
           <w:szCs w:val="26"/>
         </w:rPr>
       </w:pPr>
-      <w:bookmarkStart w:id="10" w:name="_ms48gl9zqx29" w:colFirst="0" w:colLast="0"/>
-      <w:bookmarkEnd w:id="10"/>
+      <w:bookmarkStart w:id="9" w:name="_ms48gl9zqx29" w:colFirst="0" w:colLast="0"/>
+      <w:bookmarkEnd w:id="9"/>
       <w:r>
         <w:rPr>
           <w:sz w:val="26"/>
@@ -3092,11 +3339,23 @@
         </w:rPr>
         <w:br/>
       </w:r>
-      <w:r>
+    </w:p>
+    <w:p>
+      <w:pPr>
+        <w:pStyle w:val="Ttulo3"/>
+        <w:keepNext w:val="0"/>
+        <w:keepLines w:val="0"/>
         <w:rPr>
           <w:sz w:val="26"/>
           <w:szCs w:val="26"/>
         </w:rPr>
+      </w:pPr>
+      <w:r>
+        <w:rPr>
+          <w:sz w:val="26"/>
+          <w:szCs w:val="26"/>
+        </w:rPr>
+        <w:lastRenderedPageBreak/>
         <w:br/>
         <w:t>3. Plano de Ação:</w:t>
       </w:r>
@@ -3106,7 +3365,6 @@
         <w:spacing w:before="240" w:after="240"/>
       </w:pPr>
       <w:r>
-        <w:lastRenderedPageBreak/>
         <w:t>Para mitigar os riscos acima, a equipe adotará as seguintes estratégias:</w:t>
       </w:r>
     </w:p>
@@ -3136,7 +3394,10 @@
         <w:t>Nicolas</w:t>
       </w:r>
       <w:r>
-        <w:t xml:space="preserve">. Em questões de fundamentação técnica, a palavra final é de </w:t>
+        <w:t>. Em questões de fundamentação técnica, a palavra final é de</w:t>
+      </w:r>
+      <w:r>
+        <w:t xml:space="preserve"> </w:t>
       </w:r>
       <w:r>
         <w:rPr>
@@ -3174,7 +3435,10 @@
         <w:t>brainstorming</w:t>
       </w:r>
       <w:r>
-        <w:t xml:space="preserve"> de Eduardo e Bernardo, garantindo que a inovação aconteça sem comprometer a data de entrega final.</w:t>
+        <w:t xml:space="preserve"> de Eduardo e Bernardo, garantindo que a inovação aconteça sem comprometer a data de entrega</w:t>
+      </w:r>
+      <w:r>
+        <w:t xml:space="preserve"> final.</w:t>
       </w:r>
     </w:p>
     <w:p>
@@ -3217,7 +3481,14 @@
           <w:b/>
           <w:bCs/>
         </w:rPr>
-        <w:t xml:space="preserve"> de Alinhamento:</w:t>
+        <w:t xml:space="preserve"> de Ali</w:t>
+      </w:r>
+      <w:r>
+        <w:rPr>
+          <w:b/>
+          <w:bCs/>
+        </w:rPr>
+        <w:t>nhamento:</w:t>
       </w:r>
       <w:r>
         <w:t xml:space="preserve"> Reuniões rápidas (15 min) para garantir que o "ideal" (Bernardo/Eduardo) está sendo traduzido em "técnico" (Fabiano) e "executável" (Nicolas).</w:t>
@@ -3243,8 +3514,8 @@
           <w:szCs w:val="26"/>
         </w:rPr>
       </w:pPr>
-      <w:bookmarkStart w:id="11" w:name="_63opq9h9ac9" w:colFirst="0" w:colLast="0"/>
-      <w:bookmarkEnd w:id="11"/>
+      <w:bookmarkStart w:id="10" w:name="_63opq9h9ac9" w:colFirst="0" w:colLast="0"/>
+      <w:bookmarkEnd w:id="10"/>
       <w:r>
         <w:rPr>
           <w:sz w:val="26"/>
@@ -3258,8 +3529,13 @@
         <w:spacing w:before="240" w:after="240"/>
       </w:pPr>
       <w:r>
-        <w:t>O sucesso desta equipe reside na interdependência. O grupo reconhece que o trabalho seria superficial sem o Fabiano, monótono sem o Eduardo, desorganizado sem o Nicolas e sem alma sem o Bernardo. A diversidade aqui não é um obstáculo, mas a principal vantagem competitiva para a entrega de um Projeto Integrador de excelência.</w:t>
-      </w:r>
+        <w:t>O sucesso desta equipe reside na interdependência. O grupo reconhece que o trabalho seri</w:t>
+      </w:r>
+      <w:r>
+        <w:t>a superficial sem o Fabiano, monótono sem o Eduardo, desorganizado sem o Nicolas e sem alma sem o Bernardo. A diversidade aqui não é um obstáculo, mas a principal vantagem competitiva para a entrega de um Projeto Integrador de excelência.</w:t>
+      </w:r>
+      <w:bookmarkStart w:id="11" w:name="_GoBack"/>
+      <w:bookmarkEnd w:id="11"/>
     </w:p>
     <w:p>
       <w:pPr>
@@ -3267,7 +3543,7 @@
       </w:pPr>
     </w:p>
     <w:sectPr>
-      <w:footerReference w:type="default" r:id="rId19"/>
+      <w:footerReference w:type="default" r:id="rId20"/>
       <w:pgSz w:w="16820" w:h="11900" w:orient="landscape"/>
       <w:pgMar w:top="1418" w:right="820" w:bottom="1718" w:left="554" w:header="0" w:footer="720" w:gutter="0"/>
       <w:pgNumType w:start="1"/>
@@ -3278,7 +3554,7 @@
 </file>
 
 <file path=word/endnotes.xml><?xml version="1.0" encoding="utf-8"?>
-<w:endnotes xmlns:wpc="http://schemas.microsoft.com/office/word/2010/wordprocessingCanvas" xmlns:cx="http://schemas.microsoft.com/office/drawing/2014/chartex" xmlns:cx1="http://schemas.microsoft.com/office/drawing/2015/9/8/chartex" xmlns:cx2="http://schemas.microsoft.com/office/drawing/2015/10/21/chartex" xmlns:cx3="http://schemas.microsoft.com/office/drawing/2016/5/9/chartex" xmlns:cx4="http://schemas.microsoft.com/office/drawing/2016/5/10/chartex" xmlns:cx5="http://schemas.microsoft.com/office/drawing/2016/5/11/chartex" xmlns:cx6="http://schemas.microsoft.com/office/drawing/2016/5/12/chartex" xmlns:cx7="http://schemas.microsoft.com/office/drawing/2016/5/13/chartex" xmlns:cx8="http://schemas.microsoft.com/office/drawing/2016/5/14/chartex" xmlns:mc="http://schemas.openxmlformats.org/markup-compatibility/2006" xmlns:aink="http://schemas.microsoft.com/office/drawing/2016/ink" xmlns:am3d="http://schemas.microsoft.com/office/drawing/2017/model3d" xmlns:o="urn:schemas-microsoft-com:office:office" xmlns:oel="http://schemas.microsoft.com/office/2019/extlst" xmlns:r="http://schemas.openxmlformats.org/officeDocument/2006/relationships" xmlns:m="http://schemas.openxmlformats.org/officeDocument/2006/math" xmlns:v="urn:schemas-microsoft-com:vml" xmlns:wp14="http://schemas.microsoft.com/office/word/2010/wordprocessingDrawing" xmlns:wp="http://schemas.openxmlformats.org/drawingml/2006/wordprocessingDrawing" xmlns:w10="urn:schemas-microsoft-com:office:word" xmlns:w="http://schemas.openxmlformats.org/wordprocessingml/2006/main" xmlns:w14="http://schemas.microsoft.com/office/word/2010/wordml" xmlns:w15="http://schemas.microsoft.com/office/word/2012/wordml" xmlns:w16cex="http://schemas.microsoft.com/office/word/2018/wordml/cex" xmlns:w16cid="http://schemas.microsoft.com/office/word/2016/wordml/cid" xmlns:w16="http://schemas.microsoft.com/office/word/2018/wordml" xmlns:w16sdtdh="http://schemas.microsoft.com/office/word/2020/wordml/sdtdatahash" xmlns:w16se="http://schemas.microsoft.com/office/word/2015/wordml/symex" xmlns:wpg="http://schemas.microsoft.com/office/word/2010/wordprocessingGroup" xmlns:wpi="http://schemas.microsoft.com/office/word/2010/wordprocessingInk" xmlns:wne="http://schemas.microsoft.com/office/word/2006/wordml" xmlns:wps="http://schemas.microsoft.com/office/word/2010/wordprocessingShape" mc:Ignorable="w14 w15 w16se w16cid w16 w16cex w16sdtdh wp14">
+<w:endnotes xmlns:wpc="http://schemas.microsoft.com/office/word/2010/wordprocessingCanvas" xmlns:cx="http://schemas.microsoft.com/office/drawing/2014/chartex" xmlns:cx1="http://schemas.microsoft.com/office/drawing/2015/9/8/chartex" xmlns:cx2="http://schemas.microsoft.com/office/drawing/2015/10/21/chartex" xmlns:cx3="http://schemas.microsoft.com/office/drawing/2016/5/9/chartex" xmlns:cx4="http://schemas.microsoft.com/office/drawing/2016/5/10/chartex" xmlns:cx5="http://schemas.microsoft.com/office/drawing/2016/5/11/chartex" xmlns:cx6="http://schemas.microsoft.com/office/drawing/2016/5/12/chartex" xmlns:cx7="http://schemas.microsoft.com/office/drawing/2016/5/13/chartex" xmlns:cx8="http://schemas.microsoft.com/office/drawing/2016/5/14/chartex" xmlns:mc="http://schemas.openxmlformats.org/markup-compatibility/2006" xmlns:aink="http://schemas.microsoft.com/office/drawing/2016/ink" xmlns:am3d="http://schemas.microsoft.com/office/drawing/2017/model3d" xmlns:o="urn:schemas-microsoft-com:office:office" xmlns:r="http://schemas.openxmlformats.org/officeDocument/2006/relationships" xmlns:m="http://schemas.openxmlformats.org/officeDocument/2006/math" xmlns:v="urn:schemas-microsoft-com:vml" xmlns:wp14="http://schemas.microsoft.com/office/word/2010/wordprocessingDrawing" xmlns:wp="http://schemas.openxmlformats.org/drawingml/2006/wordprocessingDrawing" xmlns:w10="urn:schemas-microsoft-com:office:word" xmlns:w="http://schemas.openxmlformats.org/wordprocessingml/2006/main" xmlns:w14="http://schemas.microsoft.com/office/word/2010/wordml" xmlns:w15="http://schemas.microsoft.com/office/word/2012/wordml" xmlns:w16cid="http://schemas.microsoft.com/office/word/2016/wordml/cid" xmlns:w16se="http://schemas.microsoft.com/office/word/2015/wordml/symex" xmlns:wpg="http://schemas.microsoft.com/office/word/2010/wordprocessingGroup" xmlns:wpi="http://schemas.microsoft.com/office/word/2010/wordprocessingInk" xmlns:wne="http://schemas.microsoft.com/office/word/2006/wordml" xmlns:wps="http://schemas.microsoft.com/office/word/2010/wordprocessingShape" mc:Ignorable="w14 w15 w16se w16cid wp14">
   <w:endnote w:type="separator" w:id="-1">
     <w:p>
       <w:pPr>
@@ -3303,13 +3579,13 @@
 </file>
 
 <file path=word/footer1.xml><?xml version="1.0" encoding="utf-8"?>
-<w:ftr xmlns:wpc="http://schemas.microsoft.com/office/word/2010/wordprocessingCanvas" xmlns:cx="http://schemas.microsoft.com/office/drawing/2014/chartex" xmlns:cx1="http://schemas.microsoft.com/office/drawing/2015/9/8/chartex" xmlns:cx2="http://schemas.microsoft.com/office/drawing/2015/10/21/chartex" xmlns:cx3="http://schemas.microsoft.com/office/drawing/2016/5/9/chartex" xmlns:cx4="http://schemas.microsoft.com/office/drawing/2016/5/10/chartex" xmlns:cx5="http://schemas.microsoft.com/office/drawing/2016/5/11/chartex" xmlns:cx6="http://schemas.microsoft.com/office/drawing/2016/5/12/chartex" xmlns:cx7="http://schemas.microsoft.com/office/drawing/2016/5/13/chartex" xmlns:cx8="http://schemas.microsoft.com/office/drawing/2016/5/14/chartex" xmlns:mc="http://schemas.openxmlformats.org/markup-compatibility/2006" xmlns:aink="http://schemas.microsoft.com/office/drawing/2016/ink" xmlns:am3d="http://schemas.microsoft.com/office/drawing/2017/model3d" xmlns:o="urn:schemas-microsoft-com:office:office" xmlns:oel="http://schemas.microsoft.com/office/2019/extlst" xmlns:r="http://schemas.openxmlformats.org/officeDocument/2006/relationships" xmlns:m="http://schemas.openxmlformats.org/officeDocument/2006/math" xmlns:v="urn:schemas-microsoft-com:vml" xmlns:wp14="http://schemas.microsoft.com/office/word/2010/wordprocessingDrawing" xmlns:wp="http://schemas.openxmlformats.org/drawingml/2006/wordprocessingDrawing" xmlns:w10="urn:schemas-microsoft-com:office:word" xmlns:w="http://schemas.openxmlformats.org/wordprocessingml/2006/main" xmlns:w14="http://schemas.microsoft.com/office/word/2010/wordml" xmlns:w15="http://schemas.microsoft.com/office/word/2012/wordml" xmlns:w16cex="http://schemas.microsoft.com/office/word/2018/wordml/cex" xmlns:w16cid="http://schemas.microsoft.com/office/word/2016/wordml/cid" xmlns:w16="http://schemas.microsoft.com/office/word/2018/wordml" xmlns:w16sdtdh="http://schemas.microsoft.com/office/word/2020/wordml/sdtdatahash" xmlns:w16se="http://schemas.microsoft.com/office/word/2015/wordml/symex" xmlns:wpg="http://schemas.microsoft.com/office/word/2010/wordprocessingGroup" xmlns:wpi="http://schemas.microsoft.com/office/word/2010/wordprocessingInk" xmlns:wne="http://schemas.microsoft.com/office/word/2006/wordml" xmlns:wps="http://schemas.microsoft.com/office/word/2010/wordprocessingShape" mc:Ignorable="w14 w15 w16se w16cid w16 w16cex w16sdtdh wp14">
+<w:ftr xmlns:wpc="http://schemas.microsoft.com/office/word/2010/wordprocessingCanvas" xmlns:cx="http://schemas.microsoft.com/office/drawing/2014/chartex" xmlns:cx1="http://schemas.microsoft.com/office/drawing/2015/9/8/chartex" xmlns:cx2="http://schemas.microsoft.com/office/drawing/2015/10/21/chartex" xmlns:cx3="http://schemas.microsoft.com/office/drawing/2016/5/9/chartex" xmlns:cx4="http://schemas.microsoft.com/office/drawing/2016/5/10/chartex" xmlns:cx5="http://schemas.microsoft.com/office/drawing/2016/5/11/chartex" xmlns:cx6="http://schemas.microsoft.com/office/drawing/2016/5/12/chartex" xmlns:cx7="http://schemas.microsoft.com/office/drawing/2016/5/13/chartex" xmlns:cx8="http://schemas.microsoft.com/office/drawing/2016/5/14/chartex" xmlns:mc="http://schemas.openxmlformats.org/markup-compatibility/2006" xmlns:aink="http://schemas.microsoft.com/office/drawing/2016/ink" xmlns:am3d="http://schemas.microsoft.com/office/drawing/2017/model3d" xmlns:o="urn:schemas-microsoft-com:office:office" xmlns:r="http://schemas.openxmlformats.org/officeDocument/2006/relationships" xmlns:m="http://schemas.openxmlformats.org/officeDocument/2006/math" xmlns:v="urn:schemas-microsoft-com:vml" xmlns:wp14="http://schemas.microsoft.com/office/word/2010/wordprocessingDrawing" xmlns:wp="http://schemas.openxmlformats.org/drawingml/2006/wordprocessingDrawing" xmlns:w10="urn:schemas-microsoft-com:office:word" xmlns:w="http://schemas.openxmlformats.org/wordprocessingml/2006/main" xmlns:w14="http://schemas.microsoft.com/office/word/2010/wordml" xmlns:w15="http://schemas.microsoft.com/office/word/2012/wordml" xmlns:w16cid="http://schemas.microsoft.com/office/word/2016/wordml/cid" xmlns:w16se="http://schemas.microsoft.com/office/word/2015/wordml/symex" xmlns:wpg="http://schemas.microsoft.com/office/word/2010/wordprocessingGroup" xmlns:wpi="http://schemas.microsoft.com/office/word/2010/wordprocessingInk" xmlns:wne="http://schemas.microsoft.com/office/word/2006/wordml" xmlns:wps="http://schemas.microsoft.com/office/word/2010/wordprocessingShape" mc:Ignorable="w14 w15 w16se w16cid wp14">
   <w:p/>
 </w:ftr>
 </file>
 
 <file path=word/footnotes.xml><?xml version="1.0" encoding="utf-8"?>
-<w:footnotes xmlns:wpc="http://schemas.microsoft.com/office/word/2010/wordprocessingCanvas" xmlns:cx="http://schemas.microsoft.com/office/drawing/2014/chartex" xmlns:cx1="http://schemas.microsoft.com/office/drawing/2015/9/8/chartex" xmlns:cx2="http://schemas.microsoft.com/office/drawing/2015/10/21/chartex" xmlns:cx3="http://schemas.microsoft.com/office/drawing/2016/5/9/chartex" xmlns:cx4="http://schemas.microsoft.com/office/drawing/2016/5/10/chartex" xmlns:cx5="http://schemas.microsoft.com/office/drawing/2016/5/11/chartex" xmlns:cx6="http://schemas.microsoft.com/office/drawing/2016/5/12/chartex" xmlns:cx7="http://schemas.microsoft.com/office/drawing/2016/5/13/chartex" xmlns:cx8="http://schemas.microsoft.com/office/drawing/2016/5/14/chartex" xmlns:mc="http://schemas.openxmlformats.org/markup-compatibility/2006" xmlns:aink="http://schemas.microsoft.com/office/drawing/2016/ink" xmlns:am3d="http://schemas.microsoft.com/office/drawing/2017/model3d" xmlns:o="urn:schemas-microsoft-com:office:office" xmlns:oel="http://schemas.microsoft.com/office/2019/extlst" xmlns:r="http://schemas.openxmlformats.org/officeDocument/2006/relationships" xmlns:m="http://schemas.openxmlformats.org/officeDocument/2006/math" xmlns:v="urn:schemas-microsoft-com:vml" xmlns:wp14="http://schemas.microsoft.com/office/word/2010/wordprocessingDrawing" xmlns:wp="http://schemas.openxmlformats.org/drawingml/2006/wordprocessingDrawing" xmlns:w10="urn:schemas-microsoft-com:office:word" xmlns:w="http://schemas.openxmlformats.org/wordprocessingml/2006/main" xmlns:w14="http://schemas.microsoft.com/office/word/2010/wordml" xmlns:w15="http://schemas.microsoft.com/office/word/2012/wordml" xmlns:w16cex="http://schemas.microsoft.com/office/word/2018/wordml/cex" xmlns:w16cid="http://schemas.microsoft.com/office/word/2016/wordml/cid" xmlns:w16="http://schemas.microsoft.com/office/word/2018/wordml" xmlns:w16sdtdh="http://schemas.microsoft.com/office/word/2020/wordml/sdtdatahash" xmlns:w16se="http://schemas.microsoft.com/office/word/2015/wordml/symex" xmlns:wpg="http://schemas.microsoft.com/office/word/2010/wordprocessingGroup" xmlns:wpi="http://schemas.microsoft.com/office/word/2010/wordprocessingInk" xmlns:wne="http://schemas.microsoft.com/office/word/2006/wordml" xmlns:wps="http://schemas.microsoft.com/office/word/2010/wordprocessingShape" mc:Ignorable="w14 w15 w16se w16cid w16 w16cex w16sdtdh wp14">
+<w:footnotes xmlns:wpc="http://schemas.microsoft.com/office/word/2010/wordprocessingCanvas" xmlns:cx="http://schemas.microsoft.com/office/drawing/2014/chartex" xmlns:cx1="http://schemas.microsoft.com/office/drawing/2015/9/8/chartex" xmlns:cx2="http://schemas.microsoft.com/office/drawing/2015/10/21/chartex" xmlns:cx3="http://schemas.microsoft.com/office/drawing/2016/5/9/chartex" xmlns:cx4="http://schemas.microsoft.com/office/drawing/2016/5/10/chartex" xmlns:cx5="http://schemas.microsoft.com/office/drawing/2016/5/11/chartex" xmlns:cx6="http://schemas.microsoft.com/office/drawing/2016/5/12/chartex" xmlns:cx7="http://schemas.microsoft.com/office/drawing/2016/5/13/chartex" xmlns:cx8="http://schemas.microsoft.com/office/drawing/2016/5/14/chartex" xmlns:mc="http://schemas.openxmlformats.org/markup-compatibility/2006" xmlns:aink="http://schemas.microsoft.com/office/drawing/2016/ink" xmlns:am3d="http://schemas.microsoft.com/office/drawing/2017/model3d" xmlns:o="urn:schemas-microsoft-com:office:office" xmlns:r="http://schemas.openxmlformats.org/officeDocument/2006/relationships" xmlns:m="http://schemas.openxmlformats.org/officeDocument/2006/math" xmlns:v="urn:schemas-microsoft-com:vml" xmlns:wp14="http://schemas.microsoft.com/office/word/2010/wordprocessingDrawing" xmlns:wp="http://schemas.openxmlformats.org/drawingml/2006/wordprocessingDrawing" xmlns:w10="urn:schemas-microsoft-com:office:word" xmlns:w="http://schemas.openxmlformats.org/wordprocessingml/2006/main" xmlns:w14="http://schemas.microsoft.com/office/word/2010/wordml" xmlns:w15="http://schemas.microsoft.com/office/word/2012/wordml" xmlns:w16cid="http://schemas.microsoft.com/office/word/2016/wordml/cid" xmlns:w16se="http://schemas.microsoft.com/office/word/2015/wordml/symex" xmlns:wpg="http://schemas.microsoft.com/office/word/2010/wordprocessingGroup" xmlns:wpi="http://schemas.microsoft.com/office/word/2010/wordprocessingInk" xmlns:wne="http://schemas.microsoft.com/office/word/2006/wordml" xmlns:wps="http://schemas.microsoft.com/office/word/2010/wordprocessingShape" mc:Ignorable="w14 w15 w16se w16cid wp14">
   <w:footnote w:type="separator" w:id="-1">
     <w:p>
       <w:pPr>
@@ -3334,7 +3610,7 @@
 </file>
 
 <file path=word/numbering.xml><?xml version="1.0" encoding="utf-8"?>
-<w:numbering xmlns:wpc="http://schemas.microsoft.com/office/word/2010/wordprocessingCanvas" xmlns:cx="http://schemas.microsoft.com/office/drawing/2014/chartex" xmlns:cx1="http://schemas.microsoft.com/office/drawing/2015/9/8/chartex" xmlns:cx2="http://schemas.microsoft.com/office/drawing/2015/10/21/chartex" xmlns:cx3="http://schemas.microsoft.com/office/drawing/2016/5/9/chartex" xmlns:cx4="http://schemas.microsoft.com/office/drawing/2016/5/10/chartex" xmlns:cx5="http://schemas.microsoft.com/office/drawing/2016/5/11/chartex" xmlns:cx6="http://schemas.microsoft.com/office/drawing/2016/5/12/chartex" xmlns:cx7="http://schemas.microsoft.com/office/drawing/2016/5/13/chartex" xmlns:cx8="http://schemas.microsoft.com/office/drawing/2016/5/14/chartex" xmlns:mc="http://schemas.openxmlformats.org/markup-compatibility/2006" xmlns:aink="http://schemas.microsoft.com/office/drawing/2016/ink" xmlns:am3d="http://schemas.microsoft.com/office/drawing/2017/model3d" xmlns:o="urn:schemas-microsoft-com:office:office" xmlns:oel="http://schemas.microsoft.com/office/2019/extlst" xmlns:r="http://schemas.openxmlformats.org/officeDocument/2006/relationships" xmlns:m="http://schemas.openxmlformats.org/officeDocument/2006/math" xmlns:v="urn:schemas-microsoft-com:vml" xmlns:wp14="http://schemas.microsoft.com/office/word/2010/wordprocessingDrawing" xmlns:wp="http://schemas.openxmlformats.org/drawingml/2006/wordprocessingDrawing" xmlns:w10="urn:schemas-microsoft-com:office:word" xmlns:w="http://schemas.openxmlformats.org/wordprocessingml/2006/main" xmlns:w14="http://schemas.microsoft.com/office/word/2010/wordml" xmlns:w15="http://schemas.microsoft.com/office/word/2012/wordml" xmlns:w16cex="http://schemas.microsoft.com/office/word/2018/wordml/cex" xmlns:w16cid="http://schemas.microsoft.com/office/word/2016/wordml/cid" xmlns:w16="http://schemas.microsoft.com/office/word/2018/wordml" xmlns:w16sdtdh="http://schemas.microsoft.com/office/word/2020/wordml/sdtdatahash" xmlns:w16se="http://schemas.microsoft.com/office/word/2015/wordml/symex" xmlns:wpg="http://schemas.microsoft.com/office/word/2010/wordprocessingGroup" xmlns:wpi="http://schemas.microsoft.com/office/word/2010/wordprocessingInk" xmlns:wne="http://schemas.microsoft.com/office/word/2006/wordml" xmlns:wps="http://schemas.microsoft.com/office/word/2010/wordprocessingShape" mc:Ignorable="w14 w15 w16se w16cid w16 w16cex w16sdtdh wp14">
+<w:numbering xmlns:wpc="http://schemas.microsoft.com/office/word/2010/wordprocessingCanvas" xmlns:cx="http://schemas.microsoft.com/office/drawing/2014/chartex" xmlns:cx1="http://schemas.microsoft.com/office/drawing/2015/9/8/chartex" xmlns:cx2="http://schemas.microsoft.com/office/drawing/2015/10/21/chartex" xmlns:cx3="http://schemas.microsoft.com/office/drawing/2016/5/9/chartex" xmlns:cx4="http://schemas.microsoft.com/office/drawing/2016/5/10/chartex" xmlns:cx5="http://schemas.microsoft.com/office/drawing/2016/5/11/chartex" xmlns:cx6="http://schemas.microsoft.com/office/drawing/2016/5/12/chartex" xmlns:cx7="http://schemas.microsoft.com/office/drawing/2016/5/13/chartex" xmlns:cx8="http://schemas.microsoft.com/office/drawing/2016/5/14/chartex" xmlns:mc="http://schemas.openxmlformats.org/markup-compatibility/2006" xmlns:aink="http://schemas.microsoft.com/office/drawing/2016/ink" xmlns:am3d="http://schemas.microsoft.com/office/drawing/2017/model3d" xmlns:o="urn:schemas-microsoft-com:office:office" xmlns:r="http://schemas.openxmlformats.org/officeDocument/2006/relationships" xmlns:m="http://schemas.openxmlformats.org/officeDocument/2006/math" xmlns:v="urn:schemas-microsoft-com:vml" xmlns:wp14="http://schemas.microsoft.com/office/word/2010/wordprocessingDrawing" xmlns:wp="http://schemas.openxmlformats.org/drawingml/2006/wordprocessingDrawing" xmlns:w10="urn:schemas-microsoft-com:office:word" xmlns:w="http://schemas.openxmlformats.org/wordprocessingml/2006/main" xmlns:w14="http://schemas.microsoft.com/office/word/2010/wordml" xmlns:w15="http://schemas.microsoft.com/office/word/2012/wordml" xmlns:w16cid="http://schemas.microsoft.com/office/word/2016/wordml/cid" xmlns:w16se="http://schemas.microsoft.com/office/word/2015/wordml/symex" xmlns:wpg="http://schemas.microsoft.com/office/word/2010/wordprocessingGroup" xmlns:wpi="http://schemas.microsoft.com/office/word/2010/wordprocessingInk" xmlns:wne="http://schemas.microsoft.com/office/word/2006/wordml" xmlns:wps="http://schemas.microsoft.com/office/word/2010/wordprocessingShape" mc:Ignorable="w14 w15 w16se w16cid wp14">
   <w:abstractNum w:abstractNumId="0" w15:restartNumberingAfterBreak="0">
     <w:nsid w:val="048C2A90"/>
     <w:multiLevelType w:val="multilevel"/>
@@ -6047,83 +6323,83 @@
       </w:rPr>
     </w:lvl>
   </w:abstractNum>
-  <w:num w:numId="1" w16cid:durableId="1247885747">
+  <w:num w:numId="1">
     <w:abstractNumId w:val="13"/>
   </w:num>
-  <w:num w:numId="2" w16cid:durableId="429011398">
+  <w:num w:numId="2">
     <w:abstractNumId w:val="0"/>
   </w:num>
-  <w:num w:numId="3" w16cid:durableId="504326444">
+  <w:num w:numId="3">
     <w:abstractNumId w:val="23"/>
   </w:num>
-  <w:num w:numId="4" w16cid:durableId="664936485">
+  <w:num w:numId="4">
     <w:abstractNumId w:val="6"/>
   </w:num>
-  <w:num w:numId="5" w16cid:durableId="348139791">
+  <w:num w:numId="5">
     <w:abstractNumId w:val="1"/>
   </w:num>
-  <w:num w:numId="6" w16cid:durableId="1332484705">
+  <w:num w:numId="6">
     <w:abstractNumId w:val="9"/>
   </w:num>
-  <w:num w:numId="7" w16cid:durableId="67970575">
+  <w:num w:numId="7">
     <w:abstractNumId w:val="8"/>
   </w:num>
-  <w:num w:numId="8" w16cid:durableId="1835951898">
+  <w:num w:numId="8">
     <w:abstractNumId w:val="2"/>
   </w:num>
-  <w:num w:numId="9" w16cid:durableId="2074351163">
+  <w:num w:numId="9">
     <w:abstractNumId w:val="3"/>
   </w:num>
-  <w:num w:numId="10" w16cid:durableId="36510334">
+  <w:num w:numId="10">
     <w:abstractNumId w:val="11"/>
   </w:num>
-  <w:num w:numId="11" w16cid:durableId="1478375295">
+  <w:num w:numId="11">
     <w:abstractNumId w:val="14"/>
   </w:num>
-  <w:num w:numId="12" w16cid:durableId="35199081">
+  <w:num w:numId="12">
     <w:abstractNumId w:val="15"/>
   </w:num>
-  <w:num w:numId="13" w16cid:durableId="269358083">
+  <w:num w:numId="13">
     <w:abstractNumId w:val="5"/>
   </w:num>
-  <w:num w:numId="14" w16cid:durableId="90123846">
+  <w:num w:numId="14">
     <w:abstractNumId w:val="10"/>
   </w:num>
-  <w:num w:numId="15" w16cid:durableId="981076963">
+  <w:num w:numId="15">
     <w:abstractNumId w:val="16"/>
   </w:num>
-  <w:num w:numId="16" w16cid:durableId="408961182">
+  <w:num w:numId="16">
     <w:abstractNumId w:val="4"/>
   </w:num>
-  <w:num w:numId="17" w16cid:durableId="1218512378">
+  <w:num w:numId="17">
     <w:abstractNumId w:val="7"/>
   </w:num>
-  <w:num w:numId="18" w16cid:durableId="1840265011">
+  <w:num w:numId="18">
     <w:abstractNumId w:val="12"/>
   </w:num>
-  <w:num w:numId="19" w16cid:durableId="1474370697">
+  <w:num w:numId="19">
     <w:abstractNumId w:val="18"/>
   </w:num>
-  <w:num w:numId="20" w16cid:durableId="250357802">
+  <w:num w:numId="20">
     <w:abstractNumId w:val="19"/>
   </w:num>
-  <w:num w:numId="21" w16cid:durableId="279773209">
+  <w:num w:numId="21">
     <w:abstractNumId w:val="21"/>
   </w:num>
-  <w:num w:numId="22" w16cid:durableId="1244413774">
+  <w:num w:numId="22">
     <w:abstractNumId w:val="22"/>
   </w:num>
-  <w:num w:numId="23" w16cid:durableId="360790574">
+  <w:num w:numId="23">
     <w:abstractNumId w:val="17"/>
   </w:num>
-  <w:num w:numId="24" w16cid:durableId="1208297359">
+  <w:num w:numId="24">
     <w:abstractNumId w:val="20"/>
   </w:num>
 </w:numbering>
 </file>
 
 <file path=word/styles.xml><?xml version="1.0" encoding="utf-8"?>
-<w:styles xmlns:mc="http://schemas.openxmlformats.org/markup-compatibility/2006" xmlns:r="http://schemas.openxmlformats.org/officeDocument/2006/relationships" xmlns:w="http://schemas.openxmlformats.org/wordprocessingml/2006/main" xmlns:w14="http://schemas.microsoft.com/office/word/2010/wordml" xmlns:w15="http://schemas.microsoft.com/office/word/2012/wordml" xmlns:w16cex="http://schemas.microsoft.com/office/word/2018/wordml/cex" xmlns:w16cid="http://schemas.microsoft.com/office/word/2016/wordml/cid" xmlns:w16="http://schemas.microsoft.com/office/word/2018/wordml" xmlns:w16sdtdh="http://schemas.microsoft.com/office/word/2020/wordml/sdtdatahash" xmlns:w16se="http://schemas.microsoft.com/office/word/2015/wordml/symex" mc:Ignorable="w14 w15 w16se w16cid w16 w16cex w16sdtdh">
+<w:styles xmlns:mc="http://schemas.openxmlformats.org/markup-compatibility/2006" xmlns:r="http://schemas.openxmlformats.org/officeDocument/2006/relationships" xmlns:w="http://schemas.openxmlformats.org/wordprocessingml/2006/main" xmlns:w14="http://schemas.microsoft.com/office/word/2010/wordml" xmlns:w15="http://schemas.microsoft.com/office/word/2012/wordml" xmlns:w16cid="http://schemas.microsoft.com/office/word/2016/wordml/cid" xmlns:w16se="http://schemas.microsoft.com/office/word/2015/wordml/symex" mc:Ignorable="w14 w15 w16se w16cid">
   <w:docDefaults>
     <w:rPrDefault>
       <w:rPr>
@@ -6139,7 +6415,7 @@
       </w:pPr>
     </w:pPrDefault>
   </w:docDefaults>
-  <w:latentStyles w:defLockedState="0" w:defUIPriority="99" w:defSemiHidden="0" w:defUnhideWhenUsed="0" w:defQFormat="0" w:count="376">
+  <w:latentStyles w:defLockedState="0" w:defUIPriority="99" w:defSemiHidden="0" w:defUnhideWhenUsed="0" w:defQFormat="0" w:count="375">
     <w:lsdException w:name="Normal" w:uiPriority="0" w:qFormat="1"/>
     <w:lsdException w:name="heading 1" w:uiPriority="9" w:qFormat="1"/>
     <w:lsdException w:name="heading 2" w:semiHidden="1" w:uiPriority="9" w:unhideWhenUsed="1" w:qFormat="1"/>
@@ -6515,7 +6791,6 @@
     <w:lsdException w:name="Smart Hyperlink" w:semiHidden="1" w:unhideWhenUsed="1"/>
     <w:lsdException w:name="Hashtag" w:semiHidden="1" w:unhideWhenUsed="1"/>
     <w:lsdException w:name="Unresolved Mention" w:semiHidden="1" w:unhideWhenUsed="1"/>
-    <w:lsdException w:name="Smart Link" w:semiHidden="1" w:unhideWhenUsed="1"/>
   </w:latentStyles>
   <w:style w:type="paragraph" w:default="1" w:styleId="Normal">
     <w:name w:val="Normal"/>
@@ -7038,4 +7313,16 @@
   </a:objectDefaults>
   <a:extraClrSchemeLst/>
 </a:theme>
+</file>
+
+<file path=customXml/item1.xml><?xml version="1.0" encoding="utf-8"?>
+<b:Sources xmlns:b="http://schemas.openxmlformats.org/officeDocument/2006/bibliography" xmlns="http://schemas.openxmlformats.org/officeDocument/2006/bibliography" SelectedStyle="\APASixthEditionOfficeOnline.xsl" StyleName="APA" Version="6"/>
+</file>
+
+<file path=customXml/itemProps1.xml><?xml version="1.0" encoding="utf-8"?>
+<ds:datastoreItem xmlns:ds="http://schemas.openxmlformats.org/officeDocument/2006/customXml" ds:itemID="{D89002FD-5282-4ABB-9A2A-F321B158E840}">
+  <ds:schemaRefs>
+    <ds:schemaRef ds:uri="http://schemas.openxmlformats.org/officeDocument/2006/bibliography"/>
+  </ds:schemaRefs>
+</ds:datastoreItem>
 </file>